--- a/MEMORIA_TECNICA.docx
+++ b/MEMORIA_TECNICA.docx
@@ -4,7 +4,7 @@
   <w:body>
     <w:p>
       <w:pPr>
-        <w:spacing w:before="1600"/>
+        <w:spacing w:before="1520"/>
         <w:jc w:val="center"/>
       </w:pPr>
       <w:r>
@@ -35,30 +35,16 @@
       </w:pPr>
       <w:r>
         <w:rPr>
-          <w:color w:val="505A69"/>
-          <w:sz w:val="24"/>
-        </w:rPr>
-        <w:t>Big Data Processing II - Practica final</w:t>
-      </w:r>
-    </w:p>
-    <w:p>
-      <w:pPr>
-        <w:spacing w:before="440"/>
-        <w:jc w:val="center"/>
-      </w:pPr>
-      <w:r>
-        <w:rPr>
           <w:color w:val="1F4E79"/>
           <w:sz w:val="22"/>
         </w:rPr>
-        <w:t>Kafka | PySpark Structured Streaming | Streamlit | RAG | LangGraph | LLM</w:t>
+        <w:t>Kafka | PySpark Streaming | Streamlit | RAG | LangGraph | Ollama</w:t>
       </w:r>
     </w:p>
     <w:tbl>
       <w:tblPr>
         <w:tblStyle w:val="TableGrid"/>
         <w:tblW w:type="auto" w:w="0"/>
-        <w:jc w:val="center"/>
         <w:tblLook w:firstColumn="1" w:firstRow="1" w:lastColumn="0" w:lastRow="0" w:noHBand="0" w:noVBand="1" w:val="04A0"/>
         <w:tblBorders>
           <w:top w:val="single" w:sz="4" w:space="0" w:color="D5DCE3"/>
@@ -97,7 +83,7 @@
                 <w:color w:val="FFFFFF"/>
                 <w:sz w:val="18"/>
               </w:rPr>
-              <w:t>Proyecto</w:t>
+              <w:t>Asignatura</w:t>
             </w:r>
           </w:p>
         </w:tc>
@@ -124,7 +110,7 @@
                 <w:color w:val="FFFFFF"/>
                 <w:sz w:val="18"/>
               </w:rPr>
-              <w:t>Analitica deportiva en tiempo real con generacion automatica de informes</w:t>
+              <w:t>Big Data Processing II</w:t>
             </w:r>
           </w:p>
         </w:tc>
@@ -150,7 +136,7 @@
                 <w:rFonts w:ascii="Calibri" w:hAnsi="Calibri"/>
                 <w:sz w:val="18"/>
               </w:rPr>
-              <w:t>Fuente principal</w:t>
+              <w:t>Enfoque</w:t>
             </w:r>
           </w:p>
         </w:tc>
@@ -174,7 +160,7 @@
                 <w:rFonts w:ascii="Calibri" w:hAnsi="Calibri"/>
                 <w:sz w:val="18"/>
               </w:rPr>
-              <w:t>Eventos StatsBomb procesados desde data/static/events.json</w:t>
+              <w:t>Analitica deportiva en tiempo real con informes generativos</w:t>
             </w:r>
           </w:p>
         </w:tc>
@@ -201,7 +187,7 @@
                 <w:rFonts w:ascii="Calibri" w:hAnsi="Calibri"/>
                 <w:sz w:val="18"/>
               </w:rPr>
-              <w:t>Entregable</w:t>
+              <w:t>Fuente de datos</w:t>
             </w:r>
           </w:p>
         </w:tc>
@@ -226,7 +212,7 @@
                 <w:rFonts w:ascii="Calibri" w:hAnsi="Calibri"/>
                 <w:sz w:val="18"/>
               </w:rPr>
-              <w:t>Memoria tecnica alineada con el apartado 7.2 del enunciado</w:t>
+              <w:t>Eventos StatsBomb simulados desde data/static/events.json</w:t>
             </w:r>
           </w:p>
         </w:tc>
@@ -276,7 +262,7 @@
                 <w:rFonts w:ascii="Calibri" w:hAnsi="Calibri"/>
                 <w:sz w:val="18"/>
               </w:rPr>
-              <w:t>11 de mayo de 2026</w:t>
+              <w:t>12 de mayo de 2026</w:t>
             </w:r>
           </w:p>
         </w:tc>
@@ -303,7 +289,7 @@
         <w:pStyle w:val="ListBullet"/>
       </w:pPr>
       <w:r>
-        <w:t>1. Objetivo del proyecto</w:t>
+        <w:t>1. Introduccion</w:t>
       </w:r>
     </w:p>
     <w:p>
@@ -311,7 +297,7 @@
         <w:pStyle w:val="ListBullet"/>
       </w:pPr>
       <w:r>
-        <w:t>2. Arquitectura general</w:t>
+        <w:t>2. Objetivo del proyecto</w:t>
       </w:r>
     </w:p>
     <w:p>
@@ -319,7 +305,7 @@
         <w:pStyle w:val="ListBullet"/>
       </w:pPr>
       <w:r>
-        <w:t>3. Descripcion de los datos</w:t>
+        <w:t>3. Arquitectura general</w:t>
       </w:r>
     </w:p>
     <w:p>
@@ -327,7 +313,7 @@
         <w:pStyle w:val="ListBullet"/>
       </w:pPr>
       <w:r>
-        <w:t>4. Uso de Kafka</w:t>
+        <w:t>4. Descripcion de los datos</w:t>
       </w:r>
     </w:p>
     <w:p>
@@ -335,7 +321,7 @@
         <w:pStyle w:val="ListBullet"/>
       </w:pPr>
       <w:r>
-        <w:t>5. Procesamiento con Spark</w:t>
+        <w:t>5. Uso de Kafka</w:t>
       </w:r>
     </w:p>
     <w:p>
@@ -343,7 +329,7 @@
         <w:pStyle w:val="ListBullet"/>
       </w:pPr>
       <w:r>
-        <w:t>6. Metricas calculadas</w:t>
+        <w:t>6. Procesamiento con Spark</w:t>
       </w:r>
     </w:p>
     <w:p>
@@ -351,7 +337,7 @@
         <w:pStyle w:val="ListBullet"/>
       </w:pPr>
       <w:r>
-        <w:t>7. Diseno del modulo RAG</w:t>
+        <w:t>7. Metricas calculadas</w:t>
       </w:r>
     </w:p>
     <w:p>
@@ -359,7 +345,7 @@
         <w:pStyle w:val="ListBullet"/>
       </w:pPr>
       <w:r>
-        <w:t>8. Diseno del flujo en LangGraph</w:t>
+        <w:t>8. Diseno del modulo RAG</w:t>
       </w:r>
     </w:p>
     <w:p>
@@ -367,7 +353,7 @@
         <w:pStyle w:val="ListBullet"/>
       </w:pPr>
       <w:r>
-        <w:t>9. Tools implementadas y funcion de cada una</w:t>
+        <w:t>9. Diseno del flujo en LangGraph</w:t>
       </w:r>
     </w:p>
     <w:p>
@@ -375,7 +361,7 @@
         <w:pStyle w:val="ListBullet"/>
       </w:pPr>
       <w:r>
-        <w:t>10. Generacion del informe</w:t>
+        <w:t>10. Tools implementadas y funcion de cada una</w:t>
       </w:r>
     </w:p>
     <w:p>
@@ -383,7 +369,7 @@
         <w:pStyle w:val="ListBullet"/>
       </w:pPr>
       <w:r>
-        <w:t>11. Decisiones de optimizacion</w:t>
+        <w:t>11. Generacion del informe</w:t>
       </w:r>
     </w:p>
     <w:p>
@@ -391,7 +377,7 @@
         <w:pStyle w:val="ListBullet"/>
       </w:pPr>
       <w:r>
-        <w:t>12. Limitaciones del sistema</w:t>
+        <w:t>12. Decisiones de optimizacion</w:t>
       </w:r>
     </w:p>
     <w:p>
@@ -399,7 +385,15 @@
         <w:pStyle w:val="ListBullet"/>
       </w:pPr>
       <w:r>
-        <w:t>13. Ejecucion y validacion</w:t>
+        <w:t>13. Limitaciones del sistema</w:t>
+      </w:r>
+    </w:p>
+    <w:p>
+      <w:pPr>
+        <w:pStyle w:val="ListBullet"/>
+      </w:pPr>
+      <w:r>
+        <w:t>14. Ejecucion y validacion</w:t>
       </w:r>
     </w:p>
     <w:p>
@@ -410,7 +404,7 @@
         <w:rPr>
           <w:color w:val="1F4E79"/>
         </w:rPr>
-        <w:t>1. Objetivo del proyecto</w:t>
+        <w:t>1. Introduccion</w:t>
       </w:r>
     </w:p>
     <w:p>
@@ -418,15 +412,7 @@
         <w:pStyle w:val="BodyText"/>
       </w:pPr>
       <w:r>
-        <w:t>El objetivo del proyecto es implementar una solucion end-to-end de analitica deportiva en tiempo real para un partido de futbol. La solucion simula una fuente live a partir de eventos StatsBomb, publica los eventos en Kafka, los procesa con PySpark Structured Streaming, calcula metricas acumuladas y por ventanas de partido, y presenta el resultado en un dashboard Streamlit.</w:t>
-      </w:r>
-    </w:p>
-    <w:p>
-      <w:pPr>
-        <w:pStyle w:val="BodyText"/>
-      </w:pPr>
-      <w:r>
-        <w:t>Ademas del pipeline de datos, el proyecto incorpora un modulo GenAI que genera textos narrativos incrementales. Estos textos se apoyan en metricas calculadas, contexto RAG documental e incremental, un flujo explicito de agentes coordinado con LangGraph y un LLM local mediante Ollama. El resultado final es una explicacion deportiva verificable y un PDF de informe evolutivo.</w:t>
+        <w:t>Esta memoria describe la solucion implementada para la practica final: un sistema que simula la llegada de eventos de futbol en tiempo real, los procesa con tecnologias Big Data y genera una lectura deportiva asistida por inteligencia artificial. El documento se centra en la arquitectura, el flujo de datos y el modulo generativo actual, siguiendo los apartados solicitados en la memoria tecnica del enunciado.</w:t>
       </w:r>
     </w:p>
     <w:p>
@@ -437,7 +423,7 @@
         <w:rPr>
           <w:color w:val="1F4E79"/>
         </w:rPr>
-        <w:t>2. Arquitectura general</w:t>
+        <w:t>2. Objetivo del proyecto</w:t>
       </w:r>
     </w:p>
     <w:p>
@@ -445,23 +431,52 @@
         <w:pStyle w:val="BodyText"/>
       </w:pPr>
       <w:r>
-        <w:t>La arquitectura separa claramente ingesta, procesamiento, persistencia, generacion textual y visualizacion. Kafka desacopla productor y consumidor; Spark concentra el calculo de datos; Parquet actua como capa de intercambio persistente; Streamlit consume artefactos ya materializados; y el modulo GenAI se ejecuta desde el streaming cuando detecta ventanas cerradas pendientes.</w:t>
+        <w:t>El objetivo es construir un pipeline end-to-end de analitica deportiva en tiempo real. El sistema parte de eventos StatsBomb, los publica gradualmente en Kafka, los consume con PySpark Structured Streaming, calcula metricas acumuladas y por ventanas de partido, y visualiza el resultado en Streamlit.</w:t>
+      </w:r>
+    </w:p>
+    <w:p>
+      <w:pPr>
+        <w:pStyle w:val="BodyText"/>
+      </w:pPr>
+      <w:r>
+        <w:t>Sobre esa base de datos procesados se incorpora un modulo GenAI. Dicho modulo no sustituye al calculo analitico: recibe metricas ya preparadas, recupera contexto documental mediante RAG y genera fragmentos narrativos cada vez que se cierra una ventana de partido.</w:t>
+      </w:r>
+    </w:p>
+    <w:p>
+      <w:pPr>
+        <w:pStyle w:val="Heading1"/>
+      </w:pPr>
+      <w:r>
+        <w:rPr>
+          <w:color w:val="1F4E79"/>
+        </w:rPr>
+        <w:t>3. Arquitectura general</w:t>
+      </w:r>
+    </w:p>
+    <w:p>
+      <w:pPr>
+        <w:pStyle w:val="BodyText"/>
+      </w:pPr>
+      <w:r>
+        <w:t>La arquitectura separa ingesta, procesamiento, persistencia, generacion textual y visualizacion. Kafka desacopla el productor del consumidor; Spark concentra el procesamiento; Parquet actua como formato de intercambio; el grafo de agentes produce fragmentos narrativos; y Streamlit presenta los artefactos ya materializados.</w:t>
       </w:r>
     </w:p>
     <w:p>
       <w:pPr>
         <w:spacing w:before="80" w:after="160"/>
-        <w:ind w:left="227" w:right="227"/>
+        <w:ind w:left="255" w:right="255"/>
       </w:pPr>
       <w:r>
         <w:rPr>
           <w:rFonts w:ascii="Consolas" w:hAnsi="Consolas"/>
-          <w:color w:val="2D3748"/>
+          <w:color w:val="252F3F"/>
           <w:sz w:val="17"/>
         </w:rPr>
         <w:t>events.json -&gt; Kafka Producer -&gt; Kafka topic match_events -&gt; Spark Structured Streaming</w:t>
         <w:br/>
-        <w:t xml:space="preserve">          -&gt; Parquet snapshots -&gt; RAG + LangGraph + LLM -&gt; incremental_segments + PDF -&gt; Streamlit</w:t>
+        <w:t xml:space="preserve">          -&gt; Parquet snapshots -&gt; metrics_agent -&gt; rag_agent -&gt; writer_agent</w:t>
+        <w:br/>
+        <w:t xml:space="preserve">          -&gt; incremental_segments.parquet + match_report.pdf -&gt; Streamlit</w:t>
       </w:r>
     </w:p>
     <w:tbl>
@@ -485,7 +500,7 @@
       <w:tr>
         <w:tc>
           <w:tcPr>
-            <w:tcW w:type="dxa" w:w="2381"/>
+            <w:tcW w:type="dxa" w:w="4873"/>
             <w:vAlign w:val="center"/>
             <w:tcMar>
               <w:top w:w="90" w:type="dxa"/>
@@ -512,7 +527,7 @@
         </w:tc>
         <w:tc>
           <w:tcPr>
-            <w:tcW w:type="dxa" w:w="6520"/>
+            <w:tcW w:type="dxa" w:w="4873"/>
             <w:vAlign w:val="center"/>
             <w:tcMar>
               <w:top w:w="90" w:type="dxa"/>
@@ -541,7 +556,7 @@
       <w:tr>
         <w:tc>
           <w:tcPr>
-            <w:tcW w:type="dxa" w:w="2381"/>
+            <w:tcW w:type="dxa" w:w="4873"/>
             <w:vAlign w:val="center"/>
             <w:tcMar>
               <w:top w:w="90" w:type="dxa"/>
@@ -565,7 +580,7 @@
         </w:tc>
         <w:tc>
           <w:tcPr>
-            <w:tcW w:type="dxa" w:w="6520"/>
+            <w:tcW w:type="dxa" w:w="4873"/>
             <w:vAlign w:val="center"/>
             <w:tcMar>
               <w:top w:w="90" w:type="dxa"/>
@@ -583,7 +598,7 @@
                 <w:rFonts w:ascii="Calibri" w:hAnsi="Calibri"/>
                 <w:sz w:val="18"/>
               </w:rPr>
-              <w:t>Broker en KRaft que actua como bus de eventos. Expone localhost:9092 para host y kafka:29092 para contenedores.</w:t>
+              <w:t>Broker en modo KRaft usado como bus real de ingesta en tiempo real.</w:t>
             </w:r>
           </w:p>
         </w:tc>
@@ -591,7 +606,7 @@
       <w:tr>
         <w:tc>
           <w:tcPr>
-            <w:tcW w:type="dxa" w:w="2381"/>
+            <w:tcW w:type="dxa" w:w="4873"/>
             <w:vAlign w:val="center"/>
             <w:tcMar>
               <w:top w:w="90" w:type="dxa"/>
@@ -616,7 +631,7 @@
         </w:tc>
         <w:tc>
           <w:tcPr>
-            <w:tcW w:type="dxa" w:w="6520"/>
+            <w:tcW w:type="dxa" w:w="4873"/>
             <w:vAlign w:val="center"/>
             <w:tcMar>
               <w:top w:w="90" w:type="dxa"/>
@@ -635,7 +650,7 @@
                 <w:rFonts w:ascii="Calibri" w:hAnsi="Calibri"/>
                 <w:sz w:val="18"/>
               </w:rPr>
-              <w:t>Lee StatsBomb JSON, ordena por indice, filtra tipos utiles, normaliza eventos y publica lotes en match_events.</w:t>
+              <w:t>Normaliza eventos StatsBomb y los publica por lotes en el topic match_events.</w:t>
             </w:r>
           </w:p>
         </w:tc>
@@ -643,7 +658,7 @@
       <w:tr>
         <w:tc>
           <w:tcPr>
-            <w:tcW w:type="dxa" w:w="2381"/>
+            <w:tcW w:type="dxa" w:w="4873"/>
             <w:vAlign w:val="center"/>
             <w:tcMar>
               <w:top w:w="90" w:type="dxa"/>
@@ -667,7 +682,7 @@
         </w:tc>
         <w:tc>
           <w:tcPr>
-            <w:tcW w:type="dxa" w:w="6520"/>
+            <w:tcW w:type="dxa" w:w="4873"/>
             <w:vAlign w:val="center"/>
             <w:tcMar>
               <w:top w:w="90" w:type="dxa"/>
@@ -685,7 +700,7 @@
                 <w:rFonts w:ascii="Calibri" w:hAnsi="Calibri"/>
                 <w:sz w:val="18"/>
               </w:rPr>
-              <w:t>Consume Kafka, parsea JSON, valida, deduplica, calcula metricas y persiste snapshots Parquet.</w:t>
+              <w:t>Consume Kafka, valida eventos, calcula metricas y escribe snapshots Parquet.</w:t>
             </w:r>
           </w:p>
         </w:tc>
@@ -693,7 +708,7 @@
       <w:tr>
         <w:tc>
           <w:tcPr>
-            <w:tcW w:type="dxa" w:w="2381"/>
+            <w:tcW w:type="dxa" w:w="4873"/>
             <w:vAlign w:val="center"/>
             <w:tcMar>
               <w:top w:w="90" w:type="dxa"/>
@@ -712,13 +727,13 @@
                 <w:rFonts w:ascii="Calibri" w:hAnsi="Calibri"/>
                 <w:sz w:val="18"/>
               </w:rPr>
-              <w:t>GenAI reporting</w:t>
+              <w:t>LangGraph</w:t>
             </w:r>
           </w:p>
         </w:tc>
         <w:tc>
           <w:tcPr>
-            <w:tcW w:type="dxa" w:w="6520"/>
+            <w:tcW w:type="dxa" w:w="4873"/>
             <w:vAlign w:val="center"/>
             <w:tcMar>
               <w:top w:w="90" w:type="dxa"/>
@@ -737,7 +752,7 @@
                 <w:rFonts w:ascii="Calibri" w:hAnsi="Calibri"/>
                 <w:sz w:val="18"/>
               </w:rPr>
-              <w:t>Detecta ventanas cerradas, crea documentos RAG incrementales, ejecuta agentes LangGraph y genera texto con Ollama o fallback.</w:t>
+              <w:t>Coordina el unico grafo actual: metrics_agent -&gt; rag_agent -&gt; writer_agent.</w:t>
             </w:r>
           </w:p>
         </w:tc>
@@ -745,7 +760,7 @@
       <w:tr>
         <w:tc>
           <w:tcPr>
-            <w:tcW w:type="dxa" w:w="2381"/>
+            <w:tcW w:type="dxa" w:w="4873"/>
             <w:vAlign w:val="center"/>
             <w:tcMar>
               <w:top w:w="90" w:type="dxa"/>
@@ -763,13 +778,13 @@
                 <w:rFonts w:ascii="Calibri" w:hAnsi="Calibri"/>
                 <w:sz w:val="18"/>
               </w:rPr>
-              <w:t>Streamlit</w:t>
+              <w:t>RAG</w:t>
             </w:r>
           </w:p>
         </w:tc>
         <w:tc>
           <w:tcPr>
-            <w:tcW w:type="dxa" w:w="6520"/>
+            <w:tcW w:type="dxa" w:w="4873"/>
             <w:vAlign w:val="center"/>
             <w:tcMar>
               <w:top w:w="90" w:type="dxa"/>
@@ -787,7 +802,59 @@
                 <w:rFonts w:ascii="Calibri" w:hAnsi="Calibri"/>
                 <w:sz w:val="18"/>
               </w:rPr>
-              <w:t>Lee Parquet/PDF ya generados y muestra eventos, metricas, ventanas, trazas GenAI y descarga del informe.</w:t>
+              <w:t>Recupera contexto documental desde data/docs/rag_corpus mediante Chroma o TF-IDF.</w:t>
+            </w:r>
+          </w:p>
+        </w:tc>
+      </w:tr>
+      <w:tr>
+        <w:tc>
+          <w:tcPr>
+            <w:tcW w:type="dxa" w:w="4873"/>
+            <w:vAlign w:val="center"/>
+            <w:tcMar>
+              <w:top w:w="90" w:type="dxa"/>
+              <w:start w:w="90" w:type="dxa"/>
+              <w:bottom w:w="90" w:type="dxa"/>
+              <w:end w:w="90" w:type="dxa"/>
+            </w:tcMar>
+            <w:shd w:fill="F4F7FA"/>
+          </w:tcPr>
+          <w:p>
+            <w:pPr>
+              <w:spacing w:after="0"/>
+            </w:pPr>
+            <w:r>
+              <w:rPr>
+                <w:rFonts w:ascii="Calibri" w:hAnsi="Calibri"/>
+                <w:sz w:val="18"/>
+              </w:rPr>
+              <w:t>Streamlit</w:t>
+            </w:r>
+          </w:p>
+        </w:tc>
+        <w:tc>
+          <w:tcPr>
+            <w:tcW w:type="dxa" w:w="4873"/>
+            <w:vAlign w:val="center"/>
+            <w:tcMar>
+              <w:top w:w="90" w:type="dxa"/>
+              <w:start w:w="90" w:type="dxa"/>
+              <w:bottom w:w="90" w:type="dxa"/>
+              <w:end w:w="90" w:type="dxa"/>
+            </w:tcMar>
+            <w:shd w:fill="F4F7FA"/>
+          </w:tcPr>
+          <w:p>
+            <w:pPr>
+              <w:spacing w:after="0"/>
+            </w:pPr>
+            <w:r>
+              <w:rPr>
+                <w:rFonts w:ascii="Calibri" w:hAnsi="Calibri"/>
+                <w:sz w:val="18"/>
+              </w:rPr>
+              <w:t>Lee Parquet/PDF ya generados y muestra metricas, fragmentos, trazas y descarga.</w:t>
             </w:r>
           </w:p>
         </w:tc>
@@ -803,15 +870,7 @@
           <w:color w:val="5A6978"/>
           <w:sz w:val="16"/>
         </w:rPr>
-        <w:t>Tabla 1. Componentes principales de la solucion.</w:t>
-      </w:r>
-    </w:p>
-    <w:p>
-      <w:pPr>
-        <w:pStyle w:val="BodyText"/>
-      </w:pPr>
-      <w:r>
-        <w:t>El despliegue Docker contiene cuatro servicios: kafka, producer, streaming y dashboard. Kafka se ejecuta en modo KRaft; el producer publica lotes simulados; el servicio streaming incluye Java y PySpark; y el dashboard expone Streamlit en el puerto 8501.</w:t>
+        <w:t>Tabla 1. Componentes principales de la arquitectura.</w:t>
       </w:r>
     </w:p>
     <w:p>
@@ -822,7 +881,7 @@
         <w:rPr>
           <w:color w:val="1F4E79"/>
         </w:rPr>
-        <w:t>3. Descripcion de los datos</w:t>
+        <w:t>4. Descripcion de los datos</w:t>
       </w:r>
     </w:p>
     <w:p>
@@ -830,15 +889,7 @@
         <w:pStyle w:val="BodyText"/>
       </w:pPr>
       <w:r>
-        <w:t>La fuente principal es data/static/events.json, un fichero de eventos StatsBomb con estructura anidada. El productor no envia el evento completo, sino una version plana y normalizada orientada a streaming. Tambien existen datos estaticos de apoyo en data/static/match.json y data/static/teams.json, y un corpus documental en data/docs/rag_corpus que alimenta el RAG.</w:t>
-      </w:r>
-    </w:p>
-    <w:p>
-      <w:pPr>
-        <w:pStyle w:val="BodyText"/>
-      </w:pPr>
-      <w:r>
-        <w:t>El contrato publicado a Kafka contiene: event_id, timestamp, match_id, team, player, event_type, zone, minute, second, outcome, value y period. La zona se deriva desde coordenadas del campo en una matriz 3x3. El outcome se normaliza para tiros y acciones binarias, y value resume el impacto de la accion.</w:t>
+        <w:t>La fuente principal es data/static/events.json, un fichero de eventos StatsBomb. El productor transforma cada evento relevante en un esquema plano con event_id, timestamp, match_id, team, player, event_type, zone, minute, second, outcome, value y period. La zona se deriva de coordenadas de campo y outcome se normaliza para facilitar el analisis.</w:t>
       </w:r>
     </w:p>
     <w:tbl>
@@ -862,7 +913,7 @@
       <w:tr>
         <w:tc>
           <w:tcPr>
-            <w:tcW w:type="dxa" w:w="2381"/>
+            <w:tcW w:type="dxa" w:w="4873"/>
             <w:vAlign w:val="center"/>
             <w:tcMar>
               <w:top w:w="90" w:type="dxa"/>
@@ -889,7 +940,7 @@
         </w:tc>
         <w:tc>
           <w:tcPr>
-            <w:tcW w:type="dxa" w:w="6520"/>
+            <w:tcW w:type="dxa" w:w="4873"/>
             <w:vAlign w:val="center"/>
             <w:tcMar>
               <w:top w:w="90" w:type="dxa"/>
@@ -918,7 +969,7 @@
       <w:tr>
         <w:tc>
           <w:tcPr>
-            <w:tcW w:type="dxa" w:w="2381"/>
+            <w:tcW w:type="dxa" w:w="4873"/>
             <w:vAlign w:val="center"/>
             <w:tcMar>
               <w:top w:w="90" w:type="dxa"/>
@@ -942,7 +993,7 @@
         </w:tc>
         <w:tc>
           <w:tcPr>
-            <w:tcW w:type="dxa" w:w="6520"/>
+            <w:tcW w:type="dxa" w:w="4873"/>
             <w:vAlign w:val="center"/>
             <w:tcMar>
               <w:top w:w="90" w:type="dxa"/>
@@ -968,7 +1019,7 @@
       <w:tr>
         <w:tc>
           <w:tcPr>
-            <w:tcW w:type="dxa" w:w="2381"/>
+            <w:tcW w:type="dxa" w:w="4873"/>
             <w:vAlign w:val="center"/>
             <w:tcMar>
               <w:top w:w="90" w:type="dxa"/>
@@ -987,13 +1038,13 @@
                 <w:rFonts w:ascii="Calibri" w:hAnsi="Calibri"/>
                 <w:sz w:val="18"/>
               </w:rPr>
-              <w:t>Normalizacion de tiros</w:t>
+              <w:t>Datos estaticos</w:t>
             </w:r>
           </w:p>
         </w:tc>
         <w:tc>
           <w:tcPr>
-            <w:tcW w:type="dxa" w:w="6520"/>
+            <w:tcW w:type="dxa" w:w="4873"/>
             <w:vAlign w:val="center"/>
             <w:tcMar>
               <w:top w:w="90" w:type="dxa"/>
@@ -1012,7 +1063,7 @@
                 <w:rFonts w:ascii="Calibri" w:hAnsi="Calibri"/>
                 <w:sz w:val="18"/>
               </w:rPr>
-              <w:t>GOAL, ON_TARGET, BLOCKED, OFF_TARGET o UNKNOWN.</w:t>
+              <w:t>match.json y teams.json aportan contexto de partido y equipos.</w:t>
             </w:r>
           </w:p>
         </w:tc>
@@ -1020,7 +1071,7 @@
       <w:tr>
         <w:tc>
           <w:tcPr>
-            <w:tcW w:type="dxa" w:w="2381"/>
+            <w:tcW w:type="dxa" w:w="4873"/>
             <w:vAlign w:val="center"/>
             <w:tcMar>
               <w:top w:w="90" w:type="dxa"/>
@@ -1038,13 +1089,13 @@
                 <w:rFonts w:ascii="Calibri" w:hAnsi="Calibri"/>
                 <w:sz w:val="18"/>
               </w:rPr>
-              <w:t>Normalizacion binaria</w:t>
+              <w:t>teams.json</w:t>
             </w:r>
           </w:p>
         </w:tc>
         <w:tc>
           <w:tcPr>
-            <w:tcW w:type="dxa" w:w="6520"/>
+            <w:tcW w:type="dxa" w:w="4873"/>
             <w:vAlign w:val="center"/>
             <w:tcMar>
               <w:top w:w="90" w:type="dxa"/>
@@ -1062,7 +1113,7 @@
                 <w:rFonts w:ascii="Calibri" w:hAnsi="Calibri"/>
                 <w:sz w:val="18"/>
               </w:rPr>
-              <w:t>SUCCESS o FAIL para pases, duelos, presiones, conducciones y regates.</w:t>
+              <w:t>Incluye Espanyol y Real Madrid con estadio, escudo, racha, lesionados simulados y estilo.</w:t>
             </w:r>
           </w:p>
         </w:tc>
@@ -1070,7 +1121,7 @@
       <w:tr>
         <w:tc>
           <w:tcPr>
-            <w:tcW w:type="dxa" w:w="2381"/>
+            <w:tcW w:type="dxa" w:w="4873"/>
             <w:vAlign w:val="center"/>
             <w:tcMar>
               <w:top w:w="90" w:type="dxa"/>
@@ -1089,13 +1140,13 @@
                 <w:rFonts w:ascii="Calibri" w:hAnsi="Calibri"/>
                 <w:sz w:val="18"/>
               </w:rPr>
-              <w:t>Datos de equipo</w:t>
+              <w:t>Corpus RAG</w:t>
             </w:r>
           </w:p>
         </w:tc>
         <w:tc>
           <w:tcPr>
-            <w:tcW w:type="dxa" w:w="6520"/>
+            <w:tcW w:type="dxa" w:w="4873"/>
             <w:vAlign w:val="center"/>
             <w:tcMar>
               <w:top w:w="90" w:type="dxa"/>
@@ -1114,7 +1165,7 @@
                 <w:rFonts w:ascii="Calibri" w:hAnsi="Calibri"/>
                 <w:sz w:val="18"/>
               </w:rPr>
-              <w:t>teams.json incluye nombre, estadio, escudo, racha simulada, lesionados y contexto tactico.</w:t>
+              <w:t>performance_indicators.md, reporting_guidelines.md y tactical_profiles.md.</w:t>
             </w:r>
           </w:p>
         </w:tc>
@@ -1122,7 +1173,7 @@
       <w:tr>
         <w:tc>
           <w:tcPr>
-            <w:tcW w:type="dxa" w:w="2381"/>
+            <w:tcW w:type="dxa" w:w="4873"/>
             <w:vAlign w:val="center"/>
             <w:tcMar>
               <w:top w:w="90" w:type="dxa"/>
@@ -1140,13 +1191,13 @@
                 <w:rFonts w:ascii="Calibri" w:hAnsi="Calibri"/>
                 <w:sz w:val="18"/>
               </w:rPr>
-              <w:t>Corpus RAG</w:t>
+              <w:t>Salidas</w:t>
             </w:r>
           </w:p>
         </w:tc>
         <w:tc>
           <w:tcPr>
-            <w:tcW w:type="dxa" w:w="6520"/>
+            <w:tcW w:type="dxa" w:w="4873"/>
             <w:vAlign w:val="center"/>
             <w:tcMar>
               <w:top w:w="90" w:type="dxa"/>
@@ -1164,12 +1215,25 @@
                 <w:rFonts w:ascii="Calibri" w:hAnsi="Calibri"/>
                 <w:sz w:val="18"/>
               </w:rPr>
-              <w:t>Tres documentos Markdown: indicadores de rendimiento, guias de redaccion y perfiles tacticos.</w:t>
+              <w:t>events.parquet, team_metrics.parquet, window_metrics.parquet, incremental_segments.parquet y match_report.pdf.</w:t>
             </w:r>
           </w:p>
         </w:tc>
       </w:tr>
     </w:tbl>
+    <w:p>
+      <w:pPr>
+        <w:jc w:val="center"/>
+      </w:pPr>
+      <w:r>
+        <w:rPr>
+          <w:i/>
+          <w:color w:val="5A6978"/>
+          <w:sz w:val="16"/>
+        </w:rPr>
+        <w:t>Tabla 2. Fuentes y artefactos de datos.</w:t>
+      </w:r>
+    </w:p>
     <w:p>
       <w:pPr>
         <w:pStyle w:val="Heading1"/>
@@ -1178,7 +1242,7 @@
         <w:rPr>
           <w:color w:val="1F4E79"/>
         </w:rPr>
-        <w:t>4. Uso de Kafka</w:t>
+        <w:t>5. Uso de Kafka</w:t>
       </w:r>
     </w:p>
     <w:p>
@@ -1186,15 +1250,31 @@
         <w:pStyle w:val="BodyText"/>
       </w:pPr>
       <w:r>
-        <w:t>Kafka se utiliza como mecanismo real de ingesta en tiempo real. El producer se conecta al broker, espera a que este disponible y publica mensajes JSON en el topic match_events. La publicacion en lotes con pausas aleatorias permite simular la llegada progresiva de acciones durante un partido.</w:t>
+        <w:t>Kafka se emplea como mecanismo real de ingesta. El productor espera a que el broker este disponible y publica eventos JSON en match_events. La publicacion se realiza por lotes y con pausas aleatorias, lo que permite simular un flujo live a partir de un fichero historico.</w:t>
       </w:r>
     </w:p>
     <w:p>
       <w:pPr>
-        <w:pStyle w:val="BodyText"/>
+        <w:pStyle w:val="ListBullet"/>
       </w:pPr>
       <w:r>
-        <w:t>En Docker, los contenedores usan kafka:29092 y los clientes del host usan localhost:9092. Esta doble exposicion evita problemas de networking entre el entorno local y la red interna de Compose. Kafka tiene autocreacion de topics activada, por lo que el topic match_events se crea cuando empieza a recibir datos.</w:t>
+        <w:t>Broker Docker: apache/kafka en modo KRaft.</w:t>
+      </w:r>
+    </w:p>
+    <w:p>
+      <w:pPr>
+        <w:pStyle w:val="ListBullet"/>
+      </w:pPr>
+      <w:r>
+        <w:t>Listener interno para contenedores: kafka:29092.</w:t>
+      </w:r>
+    </w:p>
+    <w:p>
+      <w:pPr>
+        <w:pStyle w:val="ListBullet"/>
+      </w:pPr>
+      <w:r>
+        <w:t>Listener externo para host: localhost:9092.</w:t>
       </w:r>
     </w:p>
     <w:p>
@@ -1210,31 +1290,7 @@
         <w:pStyle w:val="ListBullet"/>
       </w:pPr>
       <w:r>
-        <w:t>Formato del mensaje: JSON plano con esquema estable.</w:t>
-      </w:r>
-    </w:p>
-    <w:p>
-      <w:pPr>
-        <w:pStyle w:val="ListBullet"/>
-      </w:pPr>
-      <w:r>
-        <w:t>Productor: confluent-kafka Producer.</w:t>
-      </w:r>
-    </w:p>
-    <w:p>
-      <w:pPr>
-        <w:pStyle w:val="ListBullet"/>
-      </w:pPr>
-      <w:r>
-        <w:t>Consumidor: Spark Structured Streaming con conector spark-sql-kafka.</w:t>
-      </w:r>
-    </w:p>
-    <w:p>
-      <w:pPr>
-        <w:pStyle w:val="ListBullet"/>
-      </w:pPr>
-      <w:r>
-        <w:t>Objetivo: desacoplar simulacion de eventos y procesamiento analitico.</w:t>
+        <w:t>Consumidor: Spark Structured Streaming con startingOffsets=earliest.</w:t>
       </w:r>
     </w:p>
     <w:p>
@@ -1245,7 +1301,7 @@
         <w:rPr>
           <w:color w:val="1F4E79"/>
         </w:rPr>
-        <w:t>5. Procesamiento con Spark</w:t>
+        <w:t>6. Procesamiento con Spark</w:t>
       </w:r>
     </w:p>
     <w:p>
@@ -1253,7 +1309,7 @@
         <w:pStyle w:val="BodyText"/>
       </w:pPr>
       <w:r>
-        <w:t>El procesamiento se implementa en src/streaming_pipeline.py con PySpark Structured Streaming. Spark lee mensajes desde Kafka, castea value a string, aplica from_json con un StructType estricto y filtra registros de baja calidad. La escritura se realiza con foreachBatch, lo que permite combinar procesamiento streaming con operaciones batch sobre cada microbatch.</w:t>
+        <w:t>El procesamiento reside en src/streaming_pipeline.py. Spark lee el valor Kafka, lo convierte a string y lo parsea con un StructType explicito. Despues filtra registros sin event_id o sin informacion util de equipo/jugador. Cada microbatch se integra en un almacen en memoria indexado por event_id.</w:t>
       </w:r>
     </w:p>
     <w:p>
@@ -1261,7 +1317,7 @@
         <w:pStyle w:val="BodyText"/>
       </w:pPr>
       <w:r>
-        <w:t>El pipeline mantiene un almacen en memoria indexado por event_id para disponer de una vista acumulada del partido. Cada cierto intervalo, definido por SNAPSHOT_INTERVAL_SECONDS, deduplica eventos, recalcula metricas y escribe snapshots consolidados. Esta estrategia evita reescrituras continuas y simplifica la lectura desde Streamlit.</w:t>
+        <w:t>Cada SNAPSHOT_INTERVAL_SECONDS se genera un snapshot consolidado: eventos limpios, metricas acumuladas por equipo y metricas por ventanas de minutos. Tras escribir los Parquet, el pipeline comprueba si hay ventanas cerradas pendientes y, si las hay, lanza la generacion incremental de textos.</w:t>
       </w:r>
     </w:p>
     <w:tbl>
@@ -1285,7 +1341,7 @@
       <w:tr>
         <w:tc>
           <w:tcPr>
-            <w:tcW w:type="dxa" w:w="3515"/>
+            <w:tcW w:type="dxa" w:w="4873"/>
             <w:vAlign w:val="center"/>
             <w:tcMar>
               <w:top w:w="90" w:type="dxa"/>
@@ -1312,7 +1368,7 @@
         </w:tc>
         <w:tc>
           <w:tcPr>
-            <w:tcW w:type="dxa" w:w="5386"/>
+            <w:tcW w:type="dxa" w:w="4873"/>
             <w:vAlign w:val="center"/>
             <w:tcMar>
               <w:top w:w="90" w:type="dxa"/>
@@ -1341,7 +1397,7 @@
       <w:tr>
         <w:tc>
           <w:tcPr>
-            <w:tcW w:type="dxa" w:w="3515"/>
+            <w:tcW w:type="dxa" w:w="4873"/>
             <w:vAlign w:val="center"/>
             <w:tcMar>
               <w:top w:w="90" w:type="dxa"/>
@@ -1359,13 +1415,13 @@
                 <w:rFonts w:ascii="Calibri" w:hAnsi="Calibri"/>
                 <w:sz w:val="18"/>
               </w:rPr>
-              <w:t>output/processed/events.parquet</w:t>
+              <w:t>events.parquet</w:t>
             </w:r>
           </w:p>
         </w:tc>
         <w:tc>
           <w:tcPr>
-            <w:tcW w:type="dxa" w:w="5386"/>
+            <w:tcW w:type="dxa" w:w="4873"/>
             <w:vAlign w:val="center"/>
             <w:tcMar>
               <w:top w:w="90" w:type="dxa"/>
@@ -1383,7 +1439,7 @@
                 <w:rFonts w:ascii="Calibri" w:hAnsi="Calibri"/>
                 <w:sz w:val="18"/>
               </w:rPr>
-              <w:t>Eventos limpios acumulados con snapshot_time y batch_id.</w:t>
+              <w:t>Eventos acumulados deduplicados con snapshot_time y batch_id.</w:t>
             </w:r>
           </w:p>
         </w:tc>
@@ -1391,7 +1447,7 @@
       <w:tr>
         <w:tc>
           <w:tcPr>
-            <w:tcW w:type="dxa" w:w="3515"/>
+            <w:tcW w:type="dxa" w:w="4873"/>
             <w:vAlign w:val="center"/>
             <w:tcMar>
               <w:top w:w="90" w:type="dxa"/>
@@ -1410,13 +1466,13 @@
                 <w:rFonts w:ascii="Calibri" w:hAnsi="Calibri"/>
                 <w:sz w:val="18"/>
               </w:rPr>
-              <w:t>output/aggregates/team_metrics.parquet</w:t>
+              <w:t>team_metrics.parquet</w:t>
             </w:r>
           </w:p>
         </w:tc>
         <w:tc>
           <w:tcPr>
-            <w:tcW w:type="dxa" w:w="5386"/>
+            <w:tcW w:type="dxa" w:w="4873"/>
             <w:vAlign w:val="center"/>
             <w:tcMar>
               <w:top w:w="90" w:type="dxa"/>
@@ -1443,7 +1499,7 @@
       <w:tr>
         <w:tc>
           <w:tcPr>
-            <w:tcW w:type="dxa" w:w="3515"/>
+            <w:tcW w:type="dxa" w:w="4873"/>
             <w:vAlign w:val="center"/>
             <w:tcMar>
               <w:top w:w="90" w:type="dxa"/>
@@ -1461,13 +1517,13 @@
                 <w:rFonts w:ascii="Calibri" w:hAnsi="Calibri"/>
                 <w:sz w:val="18"/>
               </w:rPr>
-              <w:t>output/report_windows/window_metrics.parquet</w:t>
+              <w:t>window_metrics.parquet</w:t>
             </w:r>
           </w:p>
         </w:tc>
         <w:tc>
           <w:tcPr>
-            <w:tcW w:type="dxa" w:w="5386"/>
+            <w:tcW w:type="dxa" w:w="4873"/>
             <w:vAlign w:val="center"/>
             <w:tcMar>
               <w:top w:w="90" w:type="dxa"/>
@@ -1485,7 +1541,7 @@
                 <w:rFonts w:ascii="Calibri" w:hAnsi="Calibri"/>
                 <w:sz w:val="18"/>
               </w:rPr>
-              <w:t>Metricas por equipo y ventana de minutos.</w:t>
+              <w:t>Metricas por match_id, ventana y equipo calculadas por Spark.</w:t>
             </w:r>
           </w:p>
         </w:tc>
@@ -1493,7 +1549,7 @@
       <w:tr>
         <w:tc>
           <w:tcPr>
-            <w:tcW w:type="dxa" w:w="3515"/>
+            <w:tcW w:type="dxa" w:w="4873"/>
             <w:vAlign w:val="center"/>
             <w:tcMar>
               <w:top w:w="90" w:type="dxa"/>
@@ -1512,13 +1568,13 @@
                 <w:rFonts w:ascii="Calibri" w:hAnsi="Calibri"/>
                 <w:sz w:val="18"/>
               </w:rPr>
-              <w:t>output/reports/incremental_rag.parquet</w:t>
+              <w:t>checkpoints/snapshots</w:t>
             </w:r>
           </w:p>
         </w:tc>
         <w:tc>
           <w:tcPr>
-            <w:tcW w:type="dxa" w:w="5386"/>
+            <w:tcW w:type="dxa" w:w="4873"/>
             <w:vAlign w:val="center"/>
             <w:tcMar>
               <w:top w:w="90" w:type="dxa"/>
@@ -1537,109 +1593,7 @@
                 <w:rFonts w:ascii="Calibri" w:hAnsi="Calibri"/>
                 <w:sz w:val="18"/>
               </w:rPr>
-              <w:t>Documentos RAG incrementales por ventana cerrada.</w:t>
-            </w:r>
-          </w:p>
-        </w:tc>
-      </w:tr>
-      <w:tr>
-        <w:tc>
-          <w:tcPr>
-            <w:tcW w:type="dxa" w:w="3515"/>
-            <w:vAlign w:val="center"/>
-            <w:tcMar>
-              <w:top w:w="90" w:type="dxa"/>
-              <w:start w:w="90" w:type="dxa"/>
-              <w:bottom w:w="90" w:type="dxa"/>
-              <w:end w:w="90" w:type="dxa"/>
-            </w:tcMar>
-          </w:tcPr>
-          <w:p>
-            <w:pPr>
-              <w:spacing w:after="0"/>
-            </w:pPr>
-            <w:r>
-              <w:rPr>
-                <w:rFonts w:ascii="Calibri" w:hAnsi="Calibri"/>
-                <w:sz w:val="18"/>
-              </w:rPr>
-              <w:t>output/reports/incremental_segments.parquet</w:t>
-            </w:r>
-          </w:p>
-        </w:tc>
-        <w:tc>
-          <w:tcPr>
-            <w:tcW w:type="dxa" w:w="5386"/>
-            <w:vAlign w:val="center"/>
-            <w:tcMar>
-              <w:top w:w="90" w:type="dxa"/>
-              <w:start w:w="90" w:type="dxa"/>
-              <w:bottom w:w="90" w:type="dxa"/>
-              <w:end w:w="90" w:type="dxa"/>
-            </w:tcMar>
-          </w:tcPr>
-          <w:p>
-            <w:pPr>
-              <w:spacing w:after="0"/>
-            </w:pPr>
-            <w:r>
-              <w:rPr>
-                <w:rFonts w:ascii="Calibri" w:hAnsi="Calibri"/>
-                <w:sz w:val="18"/>
-              </w:rPr>
-              <w:t>Textos generados, metricas JSON, contexto RAG, modelo y trazas.</w:t>
-            </w:r>
-          </w:p>
-        </w:tc>
-      </w:tr>
-      <w:tr>
-        <w:tc>
-          <w:tcPr>
-            <w:tcW w:type="dxa" w:w="3515"/>
-            <w:vAlign w:val="center"/>
-            <w:tcMar>
-              <w:top w:w="90" w:type="dxa"/>
-              <w:start w:w="90" w:type="dxa"/>
-              <w:bottom w:w="90" w:type="dxa"/>
-              <w:end w:w="90" w:type="dxa"/>
-            </w:tcMar>
-            <w:shd w:fill="F4F7FA"/>
-          </w:tcPr>
-          <w:p>
-            <w:pPr>
-              <w:spacing w:after="0"/>
-            </w:pPr>
-            <w:r>
-              <w:rPr>
-                <w:rFonts w:ascii="Calibri" w:hAnsi="Calibri"/>
-                <w:sz w:val="18"/>
-              </w:rPr>
-              <w:t>output/reports/match_report.pdf</w:t>
-            </w:r>
-          </w:p>
-        </w:tc>
-        <w:tc>
-          <w:tcPr>
-            <w:tcW w:type="dxa" w:w="5386"/>
-            <w:vAlign w:val="center"/>
-            <w:tcMar>
-              <w:top w:w="90" w:type="dxa"/>
-              <w:start w:w="90" w:type="dxa"/>
-              <w:bottom w:w="90" w:type="dxa"/>
-              <w:end w:w="90" w:type="dxa"/>
-            </w:tcMar>
-            <w:shd w:fill="F4F7FA"/>
-          </w:tcPr>
-          <w:p>
-            <w:pPr>
-              <w:spacing w:after="0"/>
-            </w:pPr>
-            <w:r>
-              <w:rPr>
-                <w:rFonts w:ascii="Calibri" w:hAnsi="Calibri"/>
-                <w:sz w:val="18"/>
-              </w:rPr>
-              <w:t>Informe PDF compuesto desde metricas, graficos y segmentos ya generados.</w:t>
+              <w:t>Checkpoint de Structured Streaming.</w:t>
             </w:r>
           </w:p>
         </w:tc>
@@ -1655,7 +1609,7 @@
           <w:color w:val="5A6978"/>
           <w:sz w:val="16"/>
         </w:rPr>
-        <w:t>Tabla 4. Artefactos generados por el pipeline.</w:t>
+        <w:t>Tabla 3. Salidas principales de Spark.</w:t>
       </w:r>
     </w:p>
     <w:p>
@@ -1666,7 +1620,7 @@
         <w:rPr>
           <w:color w:val="1F4E79"/>
         </w:rPr>
-        <w:t>6. Metricas calculadas</w:t>
+        <w:t>7. Metricas calculadas</w:t>
       </w:r>
     </w:p>
     <w:p>
@@ -1674,7 +1628,7 @@
         <w:pStyle w:val="BodyText"/>
       </w:pPr>
       <w:r>
-        <w:t>Las metricas combinan conteos directos con indices ponderados. El indice ofensivo suma acciones de progresion y finalizacion: pases exitosos, conducciones, regates exitosos, tiros y goles. El indice defensivo resume presiones, duelos exitosos, intercepciones, bloqueos y despejes. Ambos indices se calculan de forma acumulada y por ventanas de partido.</w:t>
+        <w:t>Spark calcula metricas acumuladas y por ventana: eventos, goles, pases, pases exitosos, conducciones, regates, tiros, presiones, duelos, duelos ganados, intercepciones, bloqueos, despejes, faltas, recuperaciones, valor medio, porcentaje de pase, porcentaje de duelos, indice ofensivo e indice defensivo.</w:t>
       </w:r>
     </w:p>
     <w:tbl>
@@ -1774,7 +1728,7 @@
                 <w:color w:val="FFFFFF"/>
                 <w:sz w:val="18"/>
               </w:rPr>
-              <w:t>Uso analitico</w:t>
+              <w:t>Interpretacion</w:t>
             </w:r>
           </w:p>
         </w:tc>
@@ -1800,7 +1754,7 @@
                 <w:rFonts w:ascii="Calibri" w:hAnsi="Calibri"/>
                 <w:sz w:val="18"/>
               </w:rPr>
-              <w:t>Volumen</w:t>
+              <w:t>Dominio</w:t>
             </w:r>
           </w:p>
         </w:tc>
@@ -1824,7 +1778,7 @@
                 <w:rFonts w:ascii="Calibri" w:hAnsi="Calibri"/>
                 <w:sz w:val="18"/>
               </w:rPr>
-              <w:t>total_events, events</w:t>
+              <w:t>passes, successful_passes, pass_success_pct</w:t>
             </w:r>
           </w:p>
         </w:tc>
@@ -1848,7 +1802,7 @@
                 <w:rFonts w:ascii="Calibri" w:hAnsi="Calibri"/>
                 <w:sz w:val="18"/>
               </w:rPr>
-              <w:t>Actividad global acumulada y por ventana.</w:t>
+              <w:t>Volumen y precision de circulacion.</w:t>
             </w:r>
           </w:p>
         </w:tc>
@@ -1875,7 +1829,7 @@
                 <w:rFonts w:ascii="Calibri" w:hAnsi="Calibri"/>
                 <w:sz w:val="18"/>
               </w:rPr>
-              <w:t>Finalizacion</w:t>
+              <w:t>Amenaza</w:t>
             </w:r>
           </w:p>
         </w:tc>
@@ -1925,7 +1879,7 @@
                 <w:rFonts w:ascii="Calibri" w:hAnsi="Calibri"/>
                 <w:sz w:val="18"/>
               </w:rPr>
-              <w:t>Produccion ofensiva e impacto de los tiros.</w:t>
+              <w:t>Produccion ofensiva e impacto.</w:t>
             </w:r>
           </w:p>
         </w:tc>
@@ -1951,7 +1905,7 @@
                 <w:rFonts w:ascii="Calibri" w:hAnsi="Calibri"/>
                 <w:sz w:val="18"/>
               </w:rPr>
-              <w:t>Pase</w:t>
+              <w:t>Disputa</w:t>
             </w:r>
           </w:p>
         </w:tc>
@@ -1975,7 +1929,7 @@
                 <w:rFonts w:ascii="Calibri" w:hAnsi="Calibri"/>
                 <w:sz w:val="18"/>
               </w:rPr>
-              <w:t>passes, successful_passes, pass_success_pct</w:t>
+              <w:t>duels, successful_duels, duel_success_pct</w:t>
             </w:r>
           </w:p>
         </w:tc>
@@ -1999,7 +1953,7 @@
                 <w:rFonts w:ascii="Calibri" w:hAnsi="Calibri"/>
                 <w:sz w:val="18"/>
               </w:rPr>
-              <w:t>Dominio con balon, continuidad y precision.</w:t>
+              <w:t>Control de acciones individuales.</w:t>
             </w:r>
           </w:p>
         </w:tc>
@@ -2026,7 +1980,7 @@
                 <w:rFonts w:ascii="Calibri" w:hAnsi="Calibri"/>
                 <w:sz w:val="18"/>
               </w:rPr>
-              <w:t>Duelos</w:t>
+              <w:t>Defensa</w:t>
             </w:r>
           </w:p>
         </w:tc>
@@ -2051,7 +2005,7 @@
                 <w:rFonts w:ascii="Calibri" w:hAnsi="Calibri"/>
                 <w:sz w:val="18"/>
               </w:rPr>
-              <w:t>duels, successful_duels, duel_success_pct</w:t>
+              <w:t>pressures, interceptions, blocks, clearances</w:t>
             </w:r>
           </w:p>
         </w:tc>
@@ -2076,7 +2030,7 @@
                 <w:rFonts w:ascii="Calibri" w:hAnsi="Calibri"/>
                 <w:sz w:val="18"/>
               </w:rPr>
-              <w:t>Competitividad individual y control de disputas.</w:t>
+              <w:t>Carga defensiva y capacidad de contencion.</w:t>
             </w:r>
           </w:p>
         </w:tc>
@@ -2102,81 +2056,6 @@
                 <w:rFonts w:ascii="Calibri" w:hAnsi="Calibri"/>
                 <w:sz w:val="18"/>
               </w:rPr>
-              <w:t>Defensa</w:t>
-            </w:r>
-          </w:p>
-        </w:tc>
-        <w:tc>
-          <w:tcPr>
-            <w:tcW w:type="dxa" w:w="3249"/>
-            <w:vAlign w:val="center"/>
-            <w:tcMar>
-              <w:top w:w="90" w:type="dxa"/>
-              <w:start w:w="90" w:type="dxa"/>
-              <w:bottom w:w="90" w:type="dxa"/>
-              <w:end w:w="90" w:type="dxa"/>
-            </w:tcMar>
-          </w:tcPr>
-          <w:p>
-            <w:pPr>
-              <w:spacing w:after="0"/>
-            </w:pPr>
-            <w:r>
-              <w:rPr>
-                <w:rFonts w:ascii="Calibri" w:hAnsi="Calibri"/>
-                <w:sz w:val="18"/>
-              </w:rPr>
-              <w:t>pressures, interceptions, blocks, clearances</w:t>
-            </w:r>
-          </w:p>
-        </w:tc>
-        <w:tc>
-          <w:tcPr>
-            <w:tcW w:type="dxa" w:w="3249"/>
-            <w:vAlign w:val="center"/>
-            <w:tcMar>
-              <w:top w:w="90" w:type="dxa"/>
-              <w:start w:w="90" w:type="dxa"/>
-              <w:bottom w:w="90" w:type="dxa"/>
-              <w:end w:w="90" w:type="dxa"/>
-            </w:tcMar>
-          </w:tcPr>
-          <w:p>
-            <w:pPr>
-              <w:spacing w:after="0"/>
-            </w:pPr>
-            <w:r>
-              <w:rPr>
-                <w:rFonts w:ascii="Calibri" w:hAnsi="Calibri"/>
-                <w:sz w:val="18"/>
-              </w:rPr>
-              <w:t>Carga defensiva, anticipacion, resistencia y presion.</w:t>
-            </w:r>
-          </w:p>
-        </w:tc>
-      </w:tr>
-      <w:tr>
-        <w:tc>
-          <w:tcPr>
-            <w:tcW w:type="dxa" w:w="3249"/>
-            <w:vAlign w:val="center"/>
-            <w:tcMar>
-              <w:top w:w="90" w:type="dxa"/>
-              <w:start w:w="90" w:type="dxa"/>
-              <w:bottom w:w="90" w:type="dxa"/>
-              <w:end w:w="90" w:type="dxa"/>
-            </w:tcMar>
-            <w:shd w:fill="F4F7FA"/>
-          </w:tcPr>
-          <w:p>
-            <w:pPr>
-              <w:spacing w:after="0"/>
-            </w:pPr>
-            <w:r>
-              <w:rPr>
-                <w:rFonts w:ascii="Calibri" w:hAnsi="Calibri"/>
-                <w:sz w:val="18"/>
-              </w:rPr>
               <w:t>Indices</w:t>
             </w:r>
           </w:p>
@@ -2191,7 +2070,6 @@
               <w:bottom w:w="90" w:type="dxa"/>
               <w:end w:w="90" w:type="dxa"/>
             </w:tcMar>
-            <w:shd w:fill="F4F7FA"/>
           </w:tcPr>
           <w:p>
             <w:pPr>
@@ -2216,7 +2094,6 @@
               <w:bottom w:w="90" w:type="dxa"/>
               <w:end w:w="90" w:type="dxa"/>
             </w:tcMar>
-            <w:shd w:fill="F4F7FA"/>
           </w:tcPr>
           <w:p>
             <w:pPr>
@@ -2227,7 +2104,7 @@
                 <w:rFonts w:ascii="Calibri" w:hAnsi="Calibri"/>
                 <w:sz w:val="18"/>
               </w:rPr>
-              <w:t>Resumen ponderado de produccion ofensiva y actividad defensiva.</w:t>
+              <w:t>Resumen ponderado de ataque y defensa.</w:t>
             </w:r>
           </w:p>
         </w:tc>
@@ -2243,15 +2120,7 @@
           <w:color w:val="5A6978"/>
           <w:sz w:val="16"/>
         </w:rPr>
-        <w:t>Tabla 2. Metricas calculadas y lectura deportiva.</w:t>
-      </w:r>
-    </w:p>
-    <w:p>
-      <w:pPr>
-        <w:pStyle w:val="BodyText"/>
-      </w:pPr>
-      <w:r>
-        <w:t>La interpretacion deportiva se apoya en el corpus RAG: una acumulacion de pases con alto porcentaje de exito se interpreta como dominio con balon; un indice defensivo alto puede indicar buena defensa o carga defensiva elevada; y duelos ganados junto a indice ofensivo alto sugieren que el equipo transforma disputas en ataques.</w:t>
+        <w:t>Tabla 4. Metricas calculadas y lectura deportiva.</w:t>
       </w:r>
     </w:p>
     <w:p>
@@ -2262,7 +2131,7 @@
         <w:rPr>
           <w:color w:val="1F4E79"/>
         </w:rPr>
-        <w:t>7. Diseno del modulo RAG</w:t>
+        <w:t>8. Diseno del modulo RAG</w:t>
       </w:r>
     </w:p>
     <w:p>
@@ -2270,7 +2139,7 @@
         <w:pStyle w:val="BodyText"/>
       </w:pPr>
       <w:r>
-        <w:t>El proyecto utiliza dos niveles de RAG. El RAG documental recupera conocimiento desde data/docs/rag_corpus, donde se definen criterios tacticos, indicadores y reglas de redaccion. El RAG incremental crea un documento por cada ventana cerrada del partido y lo reutiliza junto con ventanas anteriores para dar memoria temporal al informe.</w:t>
+        <w:t>El RAG actual es documental. La tool retrieve_document_context consulta el corpus local ubicado en data/docs/rag_corpus y devuelve fragmentos con fuentes. Este contexto no decide que ocurrio en el partido: sirve para interpretar metricas y redactar con criterios tacticos.</w:t>
       </w:r>
     </w:p>
     <w:p>
@@ -2278,7 +2147,7 @@
         <w:pStyle w:val="BodyText"/>
       </w:pPr>
       <w:r>
-        <w:t>El modulo rag_pipeline.py intenta usar Chroma con embeddings de HuggingFace cuando las dependencias estan disponibles. Si no lo estan, activa un fallback TF-IDF local. Esta decision mantiene el sistema funcional en entornos ligeros y evita que una dependencia opcional bloquee la practica.</w:t>
+        <w:t>rag_pipeline.py soporta dos backends. Si estan disponibles las dependencias de LangChain, usa Chroma persistido en output/chroma_db con embeddings sentence-transformers/all-mpnet-base-v2. Si no estan disponibles, usa un fallback TF-IDF local. Este diseno mantiene el flujo operativo en entornos ligeros.</w:t>
       </w:r>
     </w:p>
     <w:tbl>
@@ -2302,7 +2171,7 @@
       <w:tr>
         <w:tc>
           <w:tcPr>
-            <w:tcW w:type="dxa" w:w="2381"/>
+            <w:tcW w:type="dxa" w:w="4873"/>
             <w:vAlign w:val="center"/>
             <w:tcMar>
               <w:top w:w="90" w:type="dxa"/>
@@ -2329,7 +2198,7 @@
         </w:tc>
         <w:tc>
           <w:tcPr>
-            <w:tcW w:type="dxa" w:w="6520"/>
+            <w:tcW w:type="dxa" w:w="4873"/>
             <w:vAlign w:val="center"/>
             <w:tcMar>
               <w:top w:w="90" w:type="dxa"/>
@@ -2358,7 +2227,7 @@
       <w:tr>
         <w:tc>
           <w:tcPr>
-            <w:tcW w:type="dxa" w:w="2381"/>
+            <w:tcW w:type="dxa" w:w="4873"/>
             <w:vAlign w:val="center"/>
             <w:tcMar>
               <w:top w:w="90" w:type="dxa"/>
@@ -2376,13 +2245,13 @@
                 <w:rFonts w:ascii="Calibri" w:hAnsi="Calibri"/>
                 <w:sz w:val="18"/>
               </w:rPr>
-              <w:t>RAG documental</w:t>
+              <w:t>Corpus</w:t>
             </w:r>
           </w:p>
         </w:tc>
         <w:tc>
           <w:tcPr>
-            <w:tcW w:type="dxa" w:w="6520"/>
+            <w:tcW w:type="dxa" w:w="4873"/>
             <w:vAlign w:val="center"/>
             <w:tcMar>
               <w:top w:w="90" w:type="dxa"/>
@@ -2400,7 +2269,7 @@
                 <w:rFonts w:ascii="Calibri" w:hAnsi="Calibri"/>
                 <w:sz w:val="18"/>
               </w:rPr>
-              <w:t>Fragmentos Markdown sobre rendimiento, redaccion e interpretacion tactica.</w:t>
+              <w:t>Markdown con indicadores, guias de redaccion y perfiles tacticos.</w:t>
             </w:r>
           </w:p>
         </w:tc>
@@ -2408,7 +2277,7 @@
       <w:tr>
         <w:tc>
           <w:tcPr>
-            <w:tcW w:type="dxa" w:w="2381"/>
+            <w:tcW w:type="dxa" w:w="4873"/>
             <w:vAlign w:val="center"/>
             <w:tcMar>
               <w:top w:w="90" w:type="dxa"/>
@@ -2427,13 +2296,13 @@
                 <w:rFonts w:ascii="Calibri" w:hAnsi="Calibri"/>
                 <w:sz w:val="18"/>
               </w:rPr>
-              <w:t>RAG incremental</w:t>
+              <w:t>Chunking</w:t>
             </w:r>
           </w:p>
         </w:tc>
         <w:tc>
           <w:tcPr>
-            <w:tcW w:type="dxa" w:w="6520"/>
+            <w:tcW w:type="dxa" w:w="4873"/>
             <w:vAlign w:val="center"/>
             <w:tcMar>
               <w:top w:w="90" w:type="dxa"/>
@@ -2452,7 +2321,7 @@
                 <w:rFonts w:ascii="Calibri" w:hAnsi="Calibri"/>
                 <w:sz w:val="18"/>
               </w:rPr>
-              <w:t>Documentos por ventana con metricas, eventos representativos y contexto acumulado.</w:t>
+              <w:t>Fragmentacion textual con metadatos de fuente y titulo.</w:t>
             </w:r>
           </w:p>
         </w:tc>
@@ -2460,7 +2329,7 @@
       <w:tr>
         <w:tc>
           <w:tcPr>
-            <w:tcW w:type="dxa" w:w="2381"/>
+            <w:tcW w:type="dxa" w:w="4873"/>
             <w:vAlign w:val="center"/>
             <w:tcMar>
               <w:top w:w="90" w:type="dxa"/>
@@ -2478,13 +2347,13 @@
                 <w:rFonts w:ascii="Calibri" w:hAnsi="Calibri"/>
                 <w:sz w:val="18"/>
               </w:rPr>
-              <w:t>Persistencia</w:t>
+              <w:t>Backend principal</w:t>
             </w:r>
           </w:p>
         </w:tc>
         <w:tc>
           <w:tcPr>
-            <w:tcW w:type="dxa" w:w="6520"/>
+            <w:tcW w:type="dxa" w:w="4873"/>
             <w:vAlign w:val="center"/>
             <w:tcMar>
               <w:top w:w="90" w:type="dxa"/>
@@ -2502,7 +2371,7 @@
                 <w:rFonts w:ascii="Calibri" w:hAnsi="Calibri"/>
                 <w:sz w:val="18"/>
               </w:rPr>
-              <w:t>output/reports/incremental_rag.parquet.</w:t>
+              <w:t>Chroma + HuggingFace embeddings cuando las dependencias estan instaladas.</w:t>
             </w:r>
           </w:p>
         </w:tc>
@@ -2510,7 +2379,7 @@
       <w:tr>
         <w:tc>
           <w:tcPr>
-            <w:tcW w:type="dxa" w:w="2381"/>
+            <w:tcW w:type="dxa" w:w="4873"/>
             <w:vAlign w:val="center"/>
             <w:tcMar>
               <w:top w:w="90" w:type="dxa"/>
@@ -2529,13 +2398,13 @@
                 <w:rFonts w:ascii="Calibri" w:hAnsi="Calibri"/>
                 <w:sz w:val="18"/>
               </w:rPr>
-              <w:t>Recuperacion</w:t>
+              <w:t>Fallback</w:t>
             </w:r>
           </w:p>
         </w:tc>
         <w:tc>
           <w:tcPr>
-            <w:tcW w:type="dxa" w:w="6520"/>
+            <w:tcW w:type="dxa" w:w="4873"/>
             <w:vAlign w:val="center"/>
             <w:tcMar>
               <w:top w:w="90" w:type="dxa"/>
@@ -2554,7 +2423,7 @@
                 <w:rFonts w:ascii="Calibri" w:hAnsi="Calibri"/>
                 <w:sz w:val="18"/>
               </w:rPr>
-              <w:t>Chroma + embeddings o fallback TF-IDF.</w:t>
+              <w:t>Indice TF-IDF local si Chroma/embeddings no estan disponibles.</w:t>
             </w:r>
           </w:p>
         </w:tc>
@@ -2562,7 +2431,7 @@
       <w:tr>
         <w:tc>
           <w:tcPr>
-            <w:tcW w:type="dxa" w:w="2381"/>
+            <w:tcW w:type="dxa" w:w="4873"/>
             <w:vAlign w:val="center"/>
             <w:tcMar>
               <w:top w:w="90" w:type="dxa"/>
@@ -2580,13 +2449,13 @@
                 <w:rFonts w:ascii="Calibri" w:hAnsi="Calibri"/>
                 <w:sz w:val="18"/>
               </w:rPr>
-              <w:t>Uso en prompts</w:t>
+              <w:t>Salida</w:t>
             </w:r>
           </w:p>
         </w:tc>
         <w:tc>
           <w:tcPr>
-            <w:tcW w:type="dxa" w:w="6520"/>
+            <w:tcW w:type="dxa" w:w="4873"/>
             <w:vAlign w:val="center"/>
             <w:tcMar>
               <w:top w:w="90" w:type="dxa"/>
@@ -2604,7 +2473,7 @@
                 <w:rFonts w:ascii="Calibri" w:hAnsi="Calibri"/>
                 <w:sz w:val="18"/>
               </w:rPr>
-              <w:t>Aporta contexto verificable y evita que el LLM dependa de eventos crudos.</w:t>
+              <w:t>Texto con contexto recuperado y lista explicita de fuentes RAG.</w:t>
             </w:r>
           </w:p>
         </w:tc>
@@ -2612,53 +2481,15 @@
     </w:tbl>
     <w:p>
       <w:pPr>
-        <w:pStyle w:val="Heading1"/>
+        <w:jc w:val="center"/>
       </w:pPr>
       <w:r>
         <w:rPr>
-          <w:color w:val="1F4E79"/>
+          <w:i/>
+          <w:color w:val="5A6978"/>
+          <w:sz w:val="16"/>
         </w:rPr>
-        <w:t>8. Diseno del flujo en LangGraph</w:t>
-      </w:r>
-    </w:p>
-    <w:p>
-      <w:pPr>
-        <w:pStyle w:val="BodyText"/>
-      </w:pPr>
-      <w:r>
-        <w:t>El flujo de agentes se define en src/graph_workflow.py. Si LangGraph esta instalado, se construye un StateGraph; si no, se usa un runner secuencial de fallback con la misma semantica basica. Esta dualidad permite desarrollar y ejecutar la practica incluso en entornos donde las dependencias GenAI sean parciales.</w:t>
-      </w:r>
-    </w:p>
-    <w:p>
-      <w:pPr>
-        <w:pStyle w:val="BodyText"/>
-      </w:pPr>
-      <w:r>
-        <w:t>El flujo incremental de ventana consta de tres nodos: window_metrics_agent, window_rag_agent y window_drafting_agent. El estado compartido incluye identificador de partido, rango de minutos, metricas de ventana, eventos representativos, contexto acumulado, prompt final, texto generado, modelo usado y traza.</w:t>
-      </w:r>
-    </w:p>
-    <w:p>
-      <w:pPr>
-        <w:spacing w:before="80" w:after="160"/>
-        <w:ind w:left="227" w:right="227"/>
-      </w:pPr>
-      <w:r>
-        <w:rPr>
-          <w:rFonts w:ascii="Consolas" w:hAnsi="Consolas"/>
-          <w:color w:val="2D3748"/>
-          <w:sz w:val="17"/>
-        </w:rPr>
-        <w:t>window_metrics_agent -&gt; window_rag_agent -&gt; window_drafting_agent -&gt; END</w:t>
-        <w:br/>
-        <w:t>metricas estructuradas -&gt; contexto recuperado -&gt; narrativa validada</w:t>
-      </w:r>
-    </w:p>
-    <w:p>
-      <w:pPr>
-        <w:pStyle w:val="BodyText"/>
-      </w:pPr>
-      <w:r>
-        <w:t>El nodo redactor llama a Ollama con temperatura baja y valida que la respuesta sea texto natural. Si el LLM responde con JSON, texto vacio o datos crudos, se genera un fallback determinista para no bloquear el pipeline.</w:t>
+        <w:t>Tabla 5. Diseno del RAG documental.</w:t>
       </w:r>
     </w:p>
     <w:p>
@@ -2669,7 +2500,7 @@
         <w:rPr>
           <w:color w:val="1F4E79"/>
         </w:rPr>
-        <w:t>9. Tools implementadas y funcion de cada una</w:t>
+        <w:t>9. Diseno del flujo en LangGraph</w:t>
       </w:r>
     </w:p>
     <w:p>
@@ -2677,7 +2508,389 @@
         <w:pStyle w:val="BodyText"/>
       </w:pPr>
       <w:r>
-        <w:t>Las tools conectan los agentes con datos reales del proyecto. No son funciones decorativas: leen artefactos Parquet, consultan documentos y producen entradas trazables para prompts e informes.</w:t>
+        <w:t>La version actual simplifica el diseno: solo existe un workflow de ventana en src/graph_workflow.py. Ya no hay flujo general de informe completo ni un nodo que solicite JSON estructurado al LLM. El grafo actual genera un fragmento narrativo para una ventana cerrada.</w:t>
+      </w:r>
+    </w:p>
+    <w:p>
+      <w:pPr>
+        <w:spacing w:before="80" w:after="160"/>
+        <w:ind w:left="255" w:right="255"/>
+      </w:pPr>
+      <w:r>
+        <w:rPr>
+          <w:rFonts w:ascii="Consolas" w:hAnsi="Consolas"/>
+          <w:color w:val="252F3F"/>
+          <w:sz w:val="17"/>
+        </w:rPr>
+        <w:t>metrics_agent -&gt; rag_agent -&gt; writer_agent -&gt; END</w:t>
+      </w:r>
+    </w:p>
+    <w:tbl>
+      <w:tblPr>
+        <w:tblStyle w:val="TableGrid"/>
+        <w:tblW w:type="auto" w:w="0"/>
+        <w:tblLook w:firstColumn="1" w:firstRow="1" w:lastColumn="0" w:lastRow="0" w:noHBand="0" w:noVBand="1" w:val="04A0"/>
+        <w:tblBorders>
+          <w:top w:val="single" w:sz="4" w:space="0" w:color="D5DCE3"/>
+          <w:left w:val="single" w:sz="4" w:space="0" w:color="D5DCE3"/>
+          <w:bottom w:val="single" w:sz="4" w:space="0" w:color="D5DCE3"/>
+          <w:right w:val="single" w:sz="4" w:space="0" w:color="D5DCE3"/>
+          <w:insideH w:val="single" w:sz="4" w:space="0" w:color="D5DCE3"/>
+          <w:insideV w:val="single" w:sz="4" w:space="0" w:color="D5DCE3"/>
+        </w:tblBorders>
+      </w:tblPr>
+      <w:tblGrid>
+        <w:gridCol w:w="3249"/>
+        <w:gridCol w:w="3249"/>
+        <w:gridCol w:w="3249"/>
+      </w:tblGrid>
+      <w:tr>
+        <w:tc>
+          <w:tcPr>
+            <w:tcW w:type="dxa" w:w="3249"/>
+            <w:vAlign w:val="center"/>
+            <w:tcMar>
+              <w:top w:w="90" w:type="dxa"/>
+              <w:start w:w="90" w:type="dxa"/>
+              <w:bottom w:w="90" w:type="dxa"/>
+              <w:end w:w="90" w:type="dxa"/>
+            </w:tcMar>
+            <w:shd w:fill="1F4E79"/>
+          </w:tcPr>
+          <w:p>
+            <w:pPr>
+              <w:spacing w:after="0"/>
+            </w:pPr>
+            <w:r>
+              <w:rPr>
+                <w:rFonts w:ascii="Calibri" w:hAnsi="Calibri"/>
+                <w:b/>
+                <w:color w:val="FFFFFF"/>
+                <w:sz w:val="18"/>
+              </w:rPr>
+              <w:t>Agente</w:t>
+            </w:r>
+          </w:p>
+        </w:tc>
+        <w:tc>
+          <w:tcPr>
+            <w:tcW w:type="dxa" w:w="3249"/>
+            <w:vAlign w:val="center"/>
+            <w:tcMar>
+              <w:top w:w="90" w:type="dxa"/>
+              <w:start w:w="90" w:type="dxa"/>
+              <w:bottom w:w="90" w:type="dxa"/>
+              <w:end w:w="90" w:type="dxa"/>
+            </w:tcMar>
+            <w:shd w:fill="1F4E79"/>
+          </w:tcPr>
+          <w:p>
+            <w:pPr>
+              <w:spacing w:after="0"/>
+            </w:pPr>
+            <w:r>
+              <w:rPr>
+                <w:rFonts w:ascii="Calibri" w:hAnsi="Calibri"/>
+                <w:b/>
+                <w:color w:val="FFFFFF"/>
+                <w:sz w:val="18"/>
+              </w:rPr>
+              <w:t>Entrada</w:t>
+            </w:r>
+          </w:p>
+        </w:tc>
+        <w:tc>
+          <w:tcPr>
+            <w:tcW w:type="dxa" w:w="3249"/>
+            <w:vAlign w:val="center"/>
+            <w:tcMar>
+              <w:top w:w="90" w:type="dxa"/>
+              <w:start w:w="90" w:type="dxa"/>
+              <w:bottom w:w="90" w:type="dxa"/>
+              <w:end w:w="90" w:type="dxa"/>
+            </w:tcMar>
+            <w:shd w:fill="1F4E79"/>
+          </w:tcPr>
+          <w:p>
+            <w:pPr>
+              <w:spacing w:after="0"/>
+            </w:pPr>
+            <w:r>
+              <w:rPr>
+                <w:rFonts w:ascii="Calibri" w:hAnsi="Calibri"/>
+                <w:b/>
+                <w:color w:val="FFFFFF"/>
+                <w:sz w:val="18"/>
+              </w:rPr>
+              <w:t>Responsabilidad</w:t>
+            </w:r>
+          </w:p>
+        </w:tc>
+      </w:tr>
+      <w:tr>
+        <w:tc>
+          <w:tcPr>
+            <w:tcW w:type="dxa" w:w="3249"/>
+            <w:vAlign w:val="center"/>
+            <w:tcMar>
+              <w:top w:w="90" w:type="dxa"/>
+              <w:start w:w="90" w:type="dxa"/>
+              <w:bottom w:w="90" w:type="dxa"/>
+              <w:end w:w="90" w:type="dxa"/>
+            </w:tcMar>
+          </w:tcPr>
+          <w:p>
+            <w:pPr>
+              <w:spacing w:after="0"/>
+            </w:pPr>
+            <w:r>
+              <w:rPr>
+                <w:rFonts w:ascii="Calibri" w:hAnsi="Calibri"/>
+                <w:sz w:val="18"/>
+              </w:rPr>
+              <w:t>metrics_agent</w:t>
+            </w:r>
+          </w:p>
+        </w:tc>
+        <w:tc>
+          <w:tcPr>
+            <w:tcW w:type="dxa" w:w="3249"/>
+            <w:vAlign w:val="center"/>
+            <w:tcMar>
+              <w:top w:w="90" w:type="dxa"/>
+              <w:start w:w="90" w:type="dxa"/>
+              <w:bottom w:w="90" w:type="dxa"/>
+              <w:end w:w="90" w:type="dxa"/>
+            </w:tcMar>
+          </w:tcPr>
+          <w:p>
+            <w:pPr>
+              <w:spacing w:after="0"/>
+            </w:pPr>
+            <w:r>
+              <w:rPr>
+                <w:rFonts w:ascii="Calibri" w:hAnsi="Calibri"/>
+                <w:sz w:val="18"/>
+              </w:rPr>
+              <w:t>window_metrics, window_events, cumulative_metrics</w:t>
+            </w:r>
+          </w:p>
+        </w:tc>
+        <w:tc>
+          <w:tcPr>
+            <w:tcW w:type="dxa" w:w="3249"/>
+            <w:vAlign w:val="center"/>
+            <w:tcMar>
+              <w:top w:w="90" w:type="dxa"/>
+              <w:start w:w="90" w:type="dxa"/>
+              <w:bottom w:w="90" w:type="dxa"/>
+              <w:end w:w="90" w:type="dxa"/>
+            </w:tcMar>
+          </w:tcPr>
+          <w:p>
+            <w:pPr>
+              <w:spacing w:after="0"/>
+            </w:pPr>
+            <w:r>
+              <w:rPr>
+                <w:rFonts w:ascii="Calibri" w:hAnsi="Calibri"/>
+                <w:sz w:val="18"/>
+              </w:rPr>
+              <w:t>Prepara una consulta RAG con eventos, tiros, goles, presiones y equipos relevantes.</w:t>
+            </w:r>
+          </w:p>
+        </w:tc>
+      </w:tr>
+      <w:tr>
+        <w:tc>
+          <w:tcPr>
+            <w:tcW w:type="dxa" w:w="3249"/>
+            <w:vAlign w:val="center"/>
+            <w:tcMar>
+              <w:top w:w="90" w:type="dxa"/>
+              <w:start w:w="90" w:type="dxa"/>
+              <w:bottom w:w="90" w:type="dxa"/>
+              <w:end w:w="90" w:type="dxa"/>
+            </w:tcMar>
+            <w:shd w:fill="F4F7FA"/>
+          </w:tcPr>
+          <w:p>
+            <w:pPr>
+              <w:spacing w:after="0"/>
+            </w:pPr>
+            <w:r>
+              <w:rPr>
+                <w:rFonts w:ascii="Calibri" w:hAnsi="Calibri"/>
+                <w:sz w:val="18"/>
+              </w:rPr>
+              <w:t>rag_agent</w:t>
+            </w:r>
+          </w:p>
+        </w:tc>
+        <w:tc>
+          <w:tcPr>
+            <w:tcW w:type="dxa" w:w="3249"/>
+            <w:vAlign w:val="center"/>
+            <w:tcMar>
+              <w:top w:w="90" w:type="dxa"/>
+              <w:start w:w="90" w:type="dxa"/>
+              <w:bottom w:w="90" w:type="dxa"/>
+              <w:end w:w="90" w:type="dxa"/>
+            </w:tcMar>
+            <w:shd w:fill="F4F7FA"/>
+          </w:tcPr>
+          <w:p>
+            <w:pPr>
+              <w:spacing w:after="0"/>
+            </w:pPr>
+            <w:r>
+              <w:rPr>
+                <w:rFonts w:ascii="Calibri" w:hAnsi="Calibri"/>
+                <w:sz w:val="18"/>
+              </w:rPr>
+              <w:t>rag_query</w:t>
+            </w:r>
+          </w:p>
+        </w:tc>
+        <w:tc>
+          <w:tcPr>
+            <w:tcW w:type="dxa" w:w="3249"/>
+            <w:vAlign w:val="center"/>
+            <w:tcMar>
+              <w:top w:w="90" w:type="dxa"/>
+              <w:start w:w="90" w:type="dxa"/>
+              <w:bottom w:w="90" w:type="dxa"/>
+              <w:end w:w="90" w:type="dxa"/>
+            </w:tcMar>
+            <w:shd w:fill="F4F7FA"/>
+          </w:tcPr>
+          <w:p>
+            <w:pPr>
+              <w:spacing w:after="0"/>
+            </w:pPr>
+            <w:r>
+              <w:rPr>
+                <w:rFonts w:ascii="Calibri" w:hAnsi="Calibri"/>
+                <w:sz w:val="18"/>
+              </w:rPr>
+              <w:t>Invoca retrieve_document_context y recupera criterios documentales con fuentes.</w:t>
+            </w:r>
+          </w:p>
+        </w:tc>
+      </w:tr>
+      <w:tr>
+        <w:tc>
+          <w:tcPr>
+            <w:tcW w:type="dxa" w:w="3249"/>
+            <w:vAlign w:val="center"/>
+            <w:tcMar>
+              <w:top w:w="90" w:type="dxa"/>
+              <w:start w:w="90" w:type="dxa"/>
+              <w:bottom w:w="90" w:type="dxa"/>
+              <w:end w:w="90" w:type="dxa"/>
+            </w:tcMar>
+          </w:tcPr>
+          <w:p>
+            <w:pPr>
+              <w:spacing w:after="0"/>
+            </w:pPr>
+            <w:r>
+              <w:rPr>
+                <w:rFonts w:ascii="Calibri" w:hAnsi="Calibri"/>
+                <w:sz w:val="18"/>
+              </w:rPr>
+              <w:t>writer_agent</w:t>
+            </w:r>
+          </w:p>
+        </w:tc>
+        <w:tc>
+          <w:tcPr>
+            <w:tcW w:type="dxa" w:w="3249"/>
+            <w:vAlign w:val="center"/>
+            <w:tcMar>
+              <w:top w:w="90" w:type="dxa"/>
+              <w:start w:w="90" w:type="dxa"/>
+              <w:bottom w:w="90" w:type="dxa"/>
+              <w:end w:w="90" w:type="dxa"/>
+            </w:tcMar>
+          </w:tcPr>
+          <w:p>
+            <w:pPr>
+              <w:spacing w:after="0"/>
+            </w:pPr>
+            <w:r>
+              <w:rPr>
+                <w:rFonts w:ascii="Calibri" w:hAnsi="Calibri"/>
+                <w:sz w:val="18"/>
+              </w:rPr>
+              <w:t>metricas, eventos, acumulado y RAG</w:t>
+            </w:r>
+          </w:p>
+        </w:tc>
+        <w:tc>
+          <w:tcPr>
+            <w:tcW w:type="dxa" w:w="3249"/>
+            <w:vAlign w:val="center"/>
+            <w:tcMar>
+              <w:top w:w="90" w:type="dxa"/>
+              <w:start w:w="90" w:type="dxa"/>
+              <w:bottom w:w="90" w:type="dxa"/>
+              <w:end w:w="90" w:type="dxa"/>
+            </w:tcMar>
+          </w:tcPr>
+          <w:p>
+            <w:pPr>
+              <w:spacing w:after="0"/>
+            </w:pPr>
+            <w:r>
+              <w:rPr>
+                <w:rFonts w:ascii="Calibri" w:hAnsi="Calibri"/>
+                <w:sz w:val="18"/>
+              </w:rPr>
+              <w:t>Construye el prompt final, llama a Ollama y devuelve texto natural o fallback.</w:t>
+            </w:r>
+          </w:p>
+        </w:tc>
+      </w:tr>
+    </w:tbl>
+    <w:p>
+      <w:pPr>
+        <w:jc w:val="center"/>
+      </w:pPr>
+      <w:r>
+        <w:rPr>
+          <w:i/>
+          <w:color w:val="5A6978"/>
+          <w:sz w:val="16"/>
+        </w:rPr>
+        <w:t>Tabla 6. Agentes del grafo actual.</w:t>
+      </w:r>
+    </w:p>
+    <w:p>
+      <w:pPr>
+        <w:pStyle w:val="BodyText"/>
+      </w:pPr>
+      <w:r>
+        <w:t>Si LangGraph esta instalado, build_window_graph compila un StateGraph con esos tres nodos. Si no lo esta, _LocalWindowGraph ejecuta los mismos pasos en secuencia. El estado compartido WindowReportState conserva metricas, eventos, contexto RAG, prompt final, texto, modelo utilizado y traza.</w:t>
+      </w:r>
+    </w:p>
+    <w:p>
+      <w:pPr>
+        <w:pStyle w:val="Heading1"/>
+      </w:pPr>
+      <w:r>
+        <w:rPr>
+          <w:color w:val="1F4E79"/>
+        </w:rPr>
+        <w:t>10. Tools implementadas y funcion de cada una</w:t>
+      </w:r>
+    </w:p>
+    <w:p>
+      <w:pPr>
+        <w:pStyle w:val="BodyText"/>
+      </w:pPr>
+      <w:r>
+        <w:t>La tool activa dentro del grafo actual es retrieve_document_context. Ademas, el proyecto mantiene query_match_metrics como tool disponible para consultar metricas globales procesadas por Spark, aunque el workflow incremental simplificado no la invoca directamente.</w:t>
       </w:r>
     </w:p>
     <w:tbl>
@@ -2750,7 +2963,7 @@
                 <w:color w:val="FFFFFF"/>
                 <w:sz w:val="18"/>
               </w:rPr>
-              <w:t>Entrada</w:t>
+              <w:t>Uso actual</w:t>
             </w:r>
           </w:p>
         </w:tc>
@@ -2803,7 +3016,7 @@
                 <w:rFonts w:ascii="Calibri" w:hAnsi="Calibri"/>
                 <w:sz w:val="18"/>
               </w:rPr>
-              <w:t>query_match_metrics</w:t>
+              <w:t>retrieve_document_context</w:t>
             </w:r>
           </w:p>
         </w:tc>
@@ -2827,7 +3040,7 @@
                 <w:rFonts w:ascii="Calibri" w:hAnsi="Calibri"/>
                 <w:sz w:val="18"/>
               </w:rPr>
-              <w:t>Lee events.parquet y team_metrics.parquet.</w:t>
+              <w:t>Invocada por rag_agent</w:t>
             </w:r>
           </w:p>
         </w:tc>
@@ -2851,7 +3064,7 @@
                 <w:rFonts w:ascii="Calibri" w:hAnsi="Calibri"/>
                 <w:sz w:val="18"/>
               </w:rPr>
-              <w:t>Devuelve insights JSON: totales, equipo destacado, jugador destacado e intervalo de intensidad.</w:t>
+              <w:t>Recupera fragmentos del corpus RAG local y los devuelve con fuentes.</w:t>
             </w:r>
           </w:p>
         </w:tc>
@@ -2878,7 +3091,7 @@
                 <w:rFonts w:ascii="Calibri" w:hAnsi="Calibri"/>
                 <w:sz w:val="18"/>
               </w:rPr>
-              <w:t>retrieve_document_context</w:t>
+              <w:t>query_match_metrics</w:t>
             </w:r>
           </w:p>
         </w:tc>
@@ -2903,7 +3116,7 @@
                 <w:rFonts w:ascii="Calibri" w:hAnsi="Calibri"/>
                 <w:sz w:val="18"/>
               </w:rPr>
-              <w:t>Consulta data/docs/rag_corpus mediante Chroma/embeddings o TF-IDF.</w:t>
+              <w:t>Disponible como tool auxiliar</w:t>
             </w:r>
           </w:p>
         </w:tc>
@@ -2928,7 +3141,7 @@
                 <w:rFonts w:ascii="Calibri" w:hAnsi="Calibri"/>
                 <w:sz w:val="18"/>
               </w:rPr>
-              <w:t>Aporta contexto tactico y guias de redaccion al workflow GenAI.</w:t>
+              <w:t>Lee Parquet de Spark y produce insights JSON de partido, equipo, jugador e intensidad.</w:t>
             </w:r>
           </w:p>
         </w:tc>
@@ -2978,7 +3191,7 @@
                 <w:rFonts w:ascii="Calibri" w:hAnsi="Calibri"/>
                 <w:sz w:val="18"/>
               </w:rPr>
-              <w:t>Orquesta ventanas cerradas pendientes.</w:t>
+              <w:t>Invocada desde streaming_pipeline</w:t>
             </w:r>
           </w:p>
         </w:tc>
@@ -3002,7 +3215,7 @@
                 <w:rFonts w:ascii="Calibri" w:hAnsi="Calibri"/>
                 <w:sz w:val="18"/>
               </w:rPr>
-              <w:t>Prepara payloads, RAG incremental, LangGraph y persistencia de segmentos.</w:t>
+              <w:t>Detecta ventanas cerradas pendientes, ejecuta el grafo y persiste fragmentos.</w:t>
             </w:r>
           </w:p>
         </w:tc>
@@ -3054,7 +3267,7 @@
                 <w:rFonts w:ascii="Calibri" w:hAnsi="Calibri"/>
                 <w:sz w:val="18"/>
               </w:rPr>
-              <w:t>Compone artefactos persistidos.</w:t>
+              <w:t>Invocada tras generar segmentos</w:t>
             </w:r>
           </w:p>
         </w:tc>
@@ -3079,7 +3292,7 @@
                 <w:rFonts w:ascii="Calibri" w:hAnsi="Calibri"/>
                 <w:sz w:val="18"/>
               </w:rPr>
-              <w:t>Genera el PDF final sin volver a invocar el LLM.</w:t>
+              <w:t>Compone el PDF desde metricas, graficas y textos ya materializados.</w:t>
             </w:r>
           </w:p>
         </w:tc>
@@ -3095,7 +3308,7 @@
           <w:color w:val="5A6978"/>
           <w:sz w:val="16"/>
         </w:rPr>
-        <w:t>Tabla 3. Tools y funciones clave del modulo GenAI.</w:t>
+        <w:t>Tabla 7. Tools y funciones clave.</w:t>
       </w:r>
     </w:p>
     <w:p>
@@ -3106,7 +3319,7 @@
         <w:rPr>
           <w:color w:val="1F4E79"/>
         </w:rPr>
-        <w:t>10. Generacion del informe</w:t>
+        <w:t>11. Generacion del informe</w:t>
       </w:r>
     </w:p>
     <w:p>
@@ -3114,7 +3327,7 @@
         <w:pStyle w:val="BodyText"/>
       </w:pPr>
       <w:r>
-        <w:t>La generacion del informe ocurre en dos fases. Primero, el pipeline streaming detecta ventanas cerradas y genera segmentos narrativos. Cada segmento se guarda en incremental_segments.parquet con texto, metricas JSON, contexto RAG, modelo usado y traza. Segundo, report_generator.py compone un PDF desde artefactos ya persistidos.</w:t>
+        <w:t>La generacion empieza en streaming_pipeline.py tras cada snapshot. El pipeline llama a generate_missing_report_segments(max_windows=1), que detecta ventanas cerradas no generadas. Para cada ventana prepara window_metrics, window_events y cumulative_metrics, y ejecuta run_window_analysis_workflow.</w:t>
       </w:r>
     </w:p>
     <w:p>
@@ -3122,66 +3335,7 @@
         <w:pStyle w:val="BodyText"/>
       </w:pPr>
       <w:r>
-        <w:t>Streamlit no invoca el LLM ni regenera PDFs bajo demanda. La aplicacion solo muestra los segmentos disponibles, su trazabilidad y la descarga del PDF si existe. Esta separacion evita que la interfaz de usuario introduzca latencia o efectos laterales en la generacion.</w:t>
-      </w:r>
-    </w:p>
-    <w:p>
-      <w:pPr>
-        <w:pStyle w:val="ListBullet"/>
-      </w:pPr>
-      <w:r>
-        <w:t>Deteccion de ventanas cerradas segun REPORT_WINDOW_MINUTES.</w:t>
-      </w:r>
-    </w:p>
-    <w:p>
-      <w:pPr>
-        <w:pStyle w:val="ListBullet"/>
-      </w:pPr>
-      <w:r>
-        <w:t>Construccion de payload de metricas, eventos representativos y contexto acumulado.</w:t>
-      </w:r>
-    </w:p>
-    <w:p>
-      <w:pPr>
-        <w:pStyle w:val="ListBullet"/>
-      </w:pPr>
-      <w:r>
-        <w:t>Creacion y persistencia de documento RAG incremental.</w:t>
-      </w:r>
-    </w:p>
-    <w:p>
-      <w:pPr>
-        <w:pStyle w:val="ListBullet"/>
-      </w:pPr>
-      <w:r>
-        <w:t>Ejecucion del grafo LangGraph y llamada al LLM.</w:t>
-      </w:r>
-    </w:p>
-    <w:p>
-      <w:pPr>
-        <w:pStyle w:val="ListBullet"/>
-      </w:pPr>
-      <w:r>
-        <w:t>Persistencia del segmento narrativo y refresco del PDF.</w:t>
-      </w:r>
-    </w:p>
-    <w:p>
-      <w:pPr>
-        <w:pStyle w:val="Heading1"/>
-      </w:pPr>
-      <w:r>
-        <w:rPr>
-          <w:color w:val="1F4E79"/>
-        </w:rPr>
-        <w:t>11. Decisiones de optimizacion</w:t>
-      </w:r>
-    </w:p>
-    <w:p>
-      <w:pPr>
-        <w:pStyle w:val="BodyText"/>
-      </w:pPr>
-      <w:r>
-        <w:t>Las decisiones de optimizacion buscan reducir complejidad operativa y mantener un comportamiento estable en un proyecto academico reproducible. La solucion prioriza claridad, trazabilidad y robustez por encima de una arquitectura distribuida pesada.</w:t>
+        <w:t>El writer_agent crea un prompt con las metricas de ventana, eventos representativos, metricas acumuladas y contexto RAG. La llamada al LLM se realiza contra Ollama en /api/chat con temperatura 0.2. Si Ollama falla, devuelve texto vacio o responde con datos estructurados, se genera un fallback determinista.</w:t>
       </w:r>
     </w:p>
     <w:tbl>
@@ -3205,7 +3359,7 @@
       <w:tr>
         <w:tc>
           <w:tcPr>
-            <w:tcW w:type="dxa" w:w="2381"/>
+            <w:tcW w:type="dxa" w:w="4873"/>
             <w:vAlign w:val="center"/>
             <w:tcMar>
               <w:top w:w="90" w:type="dxa"/>
@@ -3232,7 +3386,7 @@
         </w:tc>
         <w:tc>
           <w:tcPr>
-            <w:tcW w:type="dxa" w:w="6520"/>
+            <w:tcW w:type="dxa" w:w="4873"/>
             <w:vAlign w:val="center"/>
             <w:tcMar>
               <w:top w:w="90" w:type="dxa"/>
@@ -3261,7 +3415,310 @@
       <w:tr>
         <w:tc>
           <w:tcPr>
-            <w:tcW w:type="dxa" w:w="2381"/>
+            <w:tcW w:type="dxa" w:w="4873"/>
+            <w:vAlign w:val="center"/>
+            <w:tcMar>
+              <w:top w:w="90" w:type="dxa"/>
+              <w:start w:w="90" w:type="dxa"/>
+              <w:bottom w:w="90" w:type="dxa"/>
+              <w:end w:w="90" w:type="dxa"/>
+            </w:tcMar>
+          </w:tcPr>
+          <w:p>
+            <w:pPr>
+              <w:spacing w:after="0"/>
+            </w:pPr>
+            <w:r>
+              <w:rPr>
+                <w:rFonts w:ascii="Calibri" w:hAnsi="Calibri"/>
+                <w:sz w:val="18"/>
+              </w:rPr>
+              <w:t>Persistencia de texto</w:t>
+            </w:r>
+          </w:p>
+        </w:tc>
+        <w:tc>
+          <w:tcPr>
+            <w:tcW w:type="dxa" w:w="4873"/>
+            <w:vAlign w:val="center"/>
+            <w:tcMar>
+              <w:top w:w="90" w:type="dxa"/>
+              <w:start w:w="90" w:type="dxa"/>
+              <w:bottom w:w="90" w:type="dxa"/>
+              <w:end w:w="90" w:type="dxa"/>
+            </w:tcMar>
+          </w:tcPr>
+          <w:p>
+            <w:pPr>
+              <w:spacing w:after="0"/>
+            </w:pPr>
+            <w:r>
+              <w:rPr>
+                <w:rFonts w:ascii="Calibri" w:hAnsi="Calibri"/>
+                <w:sz w:val="18"/>
+              </w:rPr>
+              <w:t>output/reports/incremental_segments.parquet.</w:t>
+            </w:r>
+          </w:p>
+        </w:tc>
+      </w:tr>
+      <w:tr>
+        <w:tc>
+          <w:tcPr>
+            <w:tcW w:type="dxa" w:w="4873"/>
+            <w:vAlign w:val="center"/>
+            <w:tcMar>
+              <w:top w:w="90" w:type="dxa"/>
+              <w:start w:w="90" w:type="dxa"/>
+              <w:bottom w:w="90" w:type="dxa"/>
+              <w:end w:w="90" w:type="dxa"/>
+            </w:tcMar>
+            <w:shd w:fill="F4F7FA"/>
+          </w:tcPr>
+          <w:p>
+            <w:pPr>
+              <w:spacing w:after="0"/>
+            </w:pPr>
+            <w:r>
+              <w:rPr>
+                <w:rFonts w:ascii="Calibri" w:hAnsi="Calibri"/>
+                <w:sz w:val="18"/>
+              </w:rPr>
+              <w:t>Columnas</w:t>
+            </w:r>
+          </w:p>
+        </w:tc>
+        <w:tc>
+          <w:tcPr>
+            <w:tcW w:type="dxa" w:w="4873"/>
+            <w:vAlign w:val="center"/>
+            <w:tcMar>
+              <w:top w:w="90" w:type="dxa"/>
+              <w:start w:w="90" w:type="dxa"/>
+              <w:bottom w:w="90" w:type="dxa"/>
+              <w:end w:w="90" w:type="dxa"/>
+            </w:tcMar>
+            <w:shd w:fill="F4F7FA"/>
+          </w:tcPr>
+          <w:p>
+            <w:pPr>
+              <w:spacing w:after="0"/>
+            </w:pPr>
+            <w:r>
+              <w:rPr>
+                <w:rFonts w:ascii="Calibri" w:hAnsi="Calibri"/>
+                <w:sz w:val="18"/>
+              </w:rPr>
+              <w:t>segment_id, match_id, ventana, text, metrics_json, rag_context, llm_model, trace_json, generated_at.</w:t>
+            </w:r>
+          </w:p>
+        </w:tc>
+      </w:tr>
+      <w:tr>
+        <w:tc>
+          <w:tcPr>
+            <w:tcW w:type="dxa" w:w="4873"/>
+            <w:vAlign w:val="center"/>
+            <w:tcMar>
+              <w:top w:w="90" w:type="dxa"/>
+              <w:start w:w="90" w:type="dxa"/>
+              <w:bottom w:w="90" w:type="dxa"/>
+              <w:end w:w="90" w:type="dxa"/>
+            </w:tcMar>
+          </w:tcPr>
+          <w:p>
+            <w:pPr>
+              <w:spacing w:after="0"/>
+            </w:pPr>
+            <w:r>
+              <w:rPr>
+                <w:rFonts w:ascii="Calibri" w:hAnsi="Calibri"/>
+                <w:sz w:val="18"/>
+              </w:rPr>
+              <w:t>PDF</w:t>
+            </w:r>
+          </w:p>
+        </w:tc>
+        <w:tc>
+          <w:tcPr>
+            <w:tcW w:type="dxa" w:w="4873"/>
+            <w:vAlign w:val="center"/>
+            <w:tcMar>
+              <w:top w:w="90" w:type="dxa"/>
+              <w:start w:w="90" w:type="dxa"/>
+              <w:bottom w:w="90" w:type="dxa"/>
+              <w:end w:w="90" w:type="dxa"/>
+            </w:tcMar>
+          </w:tcPr>
+          <w:p>
+            <w:pPr>
+              <w:spacing w:after="0"/>
+            </w:pPr>
+            <w:r>
+              <w:rPr>
+                <w:rFonts w:ascii="Calibri" w:hAnsi="Calibri"/>
+                <w:sz w:val="18"/>
+              </w:rPr>
+              <w:t>report_generator.py compone match_report.pdf desde artefactos existentes.</w:t>
+            </w:r>
+          </w:p>
+        </w:tc>
+      </w:tr>
+      <w:tr>
+        <w:tc>
+          <w:tcPr>
+            <w:tcW w:type="dxa" w:w="4873"/>
+            <w:vAlign w:val="center"/>
+            <w:tcMar>
+              <w:top w:w="90" w:type="dxa"/>
+              <w:start w:w="90" w:type="dxa"/>
+              <w:bottom w:w="90" w:type="dxa"/>
+              <w:end w:w="90" w:type="dxa"/>
+            </w:tcMar>
+            <w:shd w:fill="F4F7FA"/>
+          </w:tcPr>
+          <w:p>
+            <w:pPr>
+              <w:spacing w:after="0"/>
+            </w:pPr>
+            <w:r>
+              <w:rPr>
+                <w:rFonts w:ascii="Calibri" w:hAnsi="Calibri"/>
+                <w:sz w:val="18"/>
+              </w:rPr>
+              <w:t>Streamlit</w:t>
+            </w:r>
+          </w:p>
+        </w:tc>
+        <w:tc>
+          <w:tcPr>
+            <w:tcW w:type="dxa" w:w="4873"/>
+            <w:vAlign w:val="center"/>
+            <w:tcMar>
+              <w:top w:w="90" w:type="dxa"/>
+              <w:start w:w="90" w:type="dxa"/>
+              <w:bottom w:w="90" w:type="dxa"/>
+              <w:end w:w="90" w:type="dxa"/>
+            </w:tcMar>
+            <w:shd w:fill="F4F7FA"/>
+          </w:tcPr>
+          <w:p>
+            <w:pPr>
+              <w:spacing w:after="0"/>
+            </w:pPr>
+            <w:r>
+              <w:rPr>
+                <w:rFonts w:ascii="Calibri" w:hAnsi="Calibri"/>
+                <w:sz w:val="18"/>
+              </w:rPr>
+              <w:t>No llama al LLM; solo lee eventos, metricas, segmentos y PDF.</w:t>
+            </w:r>
+          </w:p>
+        </w:tc>
+      </w:tr>
+    </w:tbl>
+    <w:p>
+      <w:pPr>
+        <w:jc w:val="center"/>
+      </w:pPr>
+      <w:r>
+        <w:rPr>
+          <w:i/>
+          <w:color w:val="5A6978"/>
+          <w:sz w:val="16"/>
+        </w:rPr>
+        <w:t>Tabla 8. Persistencia y consumo del informe.</w:t>
+      </w:r>
+    </w:p>
+    <w:p>
+      <w:pPr>
+        <w:pStyle w:val="Heading1"/>
+      </w:pPr>
+      <w:r>
+        <w:rPr>
+          <w:color w:val="1F4E79"/>
+        </w:rPr>
+        <w:t>12. Decisiones de optimizacion</w:t>
+      </w:r>
+    </w:p>
+    <w:tbl>
+      <w:tblPr>
+        <w:tblStyle w:val="TableGrid"/>
+        <w:tblW w:type="auto" w:w="0"/>
+        <w:tblLook w:firstColumn="1" w:firstRow="1" w:lastColumn="0" w:lastRow="0" w:noHBand="0" w:noVBand="1" w:val="04A0"/>
+        <w:tblBorders>
+          <w:top w:val="single" w:sz="4" w:space="0" w:color="D5DCE3"/>
+          <w:left w:val="single" w:sz="4" w:space="0" w:color="D5DCE3"/>
+          <w:bottom w:val="single" w:sz="4" w:space="0" w:color="D5DCE3"/>
+          <w:right w:val="single" w:sz="4" w:space="0" w:color="D5DCE3"/>
+          <w:insideH w:val="single" w:sz="4" w:space="0" w:color="D5DCE3"/>
+          <w:insideV w:val="single" w:sz="4" w:space="0" w:color="D5DCE3"/>
+        </w:tblBorders>
+      </w:tblPr>
+      <w:tblGrid>
+        <w:gridCol w:w="4873"/>
+        <w:gridCol w:w="4873"/>
+      </w:tblGrid>
+      <w:tr>
+        <w:tc>
+          <w:tcPr>
+            <w:tcW w:type="dxa" w:w="4873"/>
+            <w:vAlign w:val="center"/>
+            <w:tcMar>
+              <w:top w:w="90" w:type="dxa"/>
+              <w:start w:w="90" w:type="dxa"/>
+              <w:bottom w:w="90" w:type="dxa"/>
+              <w:end w:w="90" w:type="dxa"/>
+            </w:tcMar>
+            <w:shd w:fill="1F4E79"/>
+          </w:tcPr>
+          <w:p>
+            <w:pPr>
+              <w:spacing w:after="0"/>
+            </w:pPr>
+            <w:r>
+              <w:rPr>
+                <w:rFonts w:ascii="Calibri" w:hAnsi="Calibri"/>
+                <w:b/>
+                <w:color w:val="FFFFFF"/>
+                <w:sz w:val="18"/>
+              </w:rPr>
+              <w:t>Elemento</w:t>
+            </w:r>
+          </w:p>
+        </w:tc>
+        <w:tc>
+          <w:tcPr>
+            <w:tcW w:type="dxa" w:w="4873"/>
+            <w:vAlign w:val="center"/>
+            <w:tcMar>
+              <w:top w:w="90" w:type="dxa"/>
+              <w:start w:w="90" w:type="dxa"/>
+              <w:bottom w:w="90" w:type="dxa"/>
+              <w:end w:w="90" w:type="dxa"/>
+            </w:tcMar>
+            <w:shd w:fill="1F4E79"/>
+          </w:tcPr>
+          <w:p>
+            <w:pPr>
+              <w:spacing w:after="0"/>
+            </w:pPr>
+            <w:r>
+              <w:rPr>
+                <w:rFonts w:ascii="Calibri" w:hAnsi="Calibri"/>
+                <w:b/>
+                <w:color w:val="FFFFFF"/>
+                <w:sz w:val="18"/>
+              </w:rPr>
+              <w:t>Descripcion</w:t>
+            </w:r>
+          </w:p>
+        </w:tc>
+      </w:tr>
+      <w:tr>
+        <w:tc>
+          <w:tcPr>
+            <w:tcW w:type="dxa" w:w="4873"/>
             <w:vAlign w:val="center"/>
             <w:tcMar>
               <w:top w:w="90" w:type="dxa"/>
@@ -3285,7 +3742,7 @@
         </w:tc>
         <w:tc>
           <w:tcPr>
-            <w:tcW w:type="dxa" w:w="6520"/>
+            <w:tcW w:type="dxa" w:w="4873"/>
             <w:vAlign w:val="center"/>
             <w:tcMar>
               <w:top w:w="90" w:type="dxa"/>
@@ -3303,7 +3760,7 @@
                 <w:rFonts w:ascii="Calibri" w:hAnsi="Calibri"/>
                 <w:sz w:val="18"/>
               </w:rPr>
-              <w:t>Se escribe cada SNAPSHOT_INTERVAL_SECONDS en lugar de persistir cada microbatch.</w:t>
+              <w:t>Evitan escribir Parquet en cada microbatch.</w:t>
             </w:r>
           </w:p>
         </w:tc>
@@ -3311,7 +3768,7 @@
       <w:tr>
         <w:tc>
           <w:tcPr>
-            <w:tcW w:type="dxa" w:w="2381"/>
+            <w:tcW w:type="dxa" w:w="4873"/>
             <w:vAlign w:val="center"/>
             <w:tcMar>
               <w:top w:w="90" w:type="dxa"/>
@@ -3336,7 +3793,7 @@
         </w:tc>
         <w:tc>
           <w:tcPr>
-            <w:tcW w:type="dxa" w:w="6520"/>
+            <w:tcW w:type="dxa" w:w="4873"/>
             <w:vAlign w:val="center"/>
             <w:tcMar>
               <w:top w:w="90" w:type="dxa"/>
@@ -3355,7 +3812,7 @@
                 <w:rFonts w:ascii="Calibri" w:hAnsi="Calibri"/>
                 <w:sz w:val="18"/>
               </w:rPr>
-              <w:t>Facilita lectura desde pandas/Streamlit y evita descubrir multiples part files.</w:t>
+              <w:t>Simplifica la lectura desde pandas y Streamlit.</w:t>
             </w:r>
           </w:p>
         </w:tc>
@@ -3363,7 +3820,7 @@
       <w:tr>
         <w:tc>
           <w:tcPr>
-            <w:tcW w:type="dxa" w:w="2381"/>
+            <w:tcW w:type="dxa" w:w="4873"/>
             <w:vAlign w:val="center"/>
             <w:tcMar>
               <w:top w:w="90" w:type="dxa"/>
@@ -3387,7 +3844,7 @@
         </w:tc>
         <w:tc>
           <w:tcPr>
-            <w:tcW w:type="dxa" w:w="6520"/>
+            <w:tcW w:type="dxa" w:w="4873"/>
             <w:vAlign w:val="center"/>
             <w:tcMar>
               <w:top w:w="90" w:type="dxa"/>
@@ -3405,7 +3862,7 @@
                 <w:rFonts w:ascii="Calibri" w:hAnsi="Calibri"/>
                 <w:sz w:val="18"/>
               </w:rPr>
-              <w:t>Evita contar dos veces eventos ya procesados.</w:t>
+              <w:t>Previene doble conteo de eventos.</w:t>
             </w:r>
           </w:p>
         </w:tc>
@@ -3413,7 +3870,7 @@
       <w:tr>
         <w:tc>
           <w:tcPr>
-            <w:tcW w:type="dxa" w:w="2381"/>
+            <w:tcW w:type="dxa" w:w="4873"/>
             <w:vAlign w:val="center"/>
             <w:tcMar>
               <w:top w:w="90" w:type="dxa"/>
@@ -3438,7 +3895,7 @@
         </w:tc>
         <w:tc>
           <w:tcPr>
-            <w:tcW w:type="dxa" w:w="6520"/>
+            <w:tcW w:type="dxa" w:w="4873"/>
             <w:vAlign w:val="center"/>
             <w:tcMar>
               <w:top w:w="90" w:type="dxa"/>
@@ -3457,7 +3914,7 @@
                 <w:rFonts w:ascii="Calibri" w:hAnsi="Calibri"/>
                 <w:sz w:val="18"/>
               </w:rPr>
-              <w:t>Limita la generacion GenAI por ciclo para no bloquear el streaming.</w:t>
+              <w:t>Limita la carga GenAI por ciclo de streaming.</w:t>
             </w:r>
           </w:p>
         </w:tc>
@@ -3465,7 +3922,7 @@
       <w:tr>
         <w:tc>
           <w:tcPr>
-            <w:tcW w:type="dxa" w:w="2381"/>
+            <w:tcW w:type="dxa" w:w="4873"/>
             <w:vAlign w:val="center"/>
             <w:tcMar>
               <w:top w:w="90" w:type="dxa"/>
@@ -3483,13 +3940,13 @@
                 <w:rFonts w:ascii="Calibri" w:hAnsi="Calibri"/>
                 <w:sz w:val="18"/>
               </w:rPr>
-              <w:t>Fallbacks</w:t>
+              <w:t>RAG con fallback</w:t>
             </w:r>
           </w:p>
         </w:tc>
         <w:tc>
           <w:tcPr>
-            <w:tcW w:type="dxa" w:w="6520"/>
+            <w:tcW w:type="dxa" w:w="4873"/>
             <w:vAlign w:val="center"/>
             <w:tcMar>
               <w:top w:w="90" w:type="dxa"/>
@@ -3507,7 +3964,7 @@
                 <w:rFonts w:ascii="Calibri" w:hAnsi="Calibri"/>
                 <w:sz w:val="18"/>
               </w:rPr>
-              <w:t>TF-IDF si no hay Chroma y texto determinista si falla Ollama.</w:t>
+              <w:t>TF-IDF mantiene la recuperacion aunque falten dependencias vectoriales.</w:t>
             </w:r>
           </w:p>
         </w:tc>
@@ -3515,7 +3972,7 @@
       <w:tr>
         <w:tc>
           <w:tcPr>
-            <w:tcW w:type="dxa" w:w="2381"/>
+            <w:tcW w:type="dxa" w:w="4873"/>
             <w:vAlign w:val="center"/>
             <w:tcMar>
               <w:top w:w="90" w:type="dxa"/>
@@ -3534,13 +3991,13 @@
                 <w:rFonts w:ascii="Calibri" w:hAnsi="Calibri"/>
                 <w:sz w:val="18"/>
               </w:rPr>
-              <w:t>Imagenes Docker separadas</w:t>
+              <w:t>LLM con fallback</w:t>
             </w:r>
           </w:p>
         </w:tc>
         <w:tc>
           <w:tcPr>
-            <w:tcW w:type="dxa" w:w="6520"/>
+            <w:tcW w:type="dxa" w:w="4873"/>
             <w:vAlign w:val="center"/>
             <w:tcMar>
               <w:top w:w="90" w:type="dxa"/>
@@ -3559,7 +4016,7 @@
                 <w:rFonts w:ascii="Calibri" w:hAnsi="Calibri"/>
                 <w:sz w:val="18"/>
               </w:rPr>
-              <w:t>Producer, streaming y dashboard tienen requirements distintos y mas ligeros.</w:t>
+              <w:t>El pipeline no se bloquea si Ollama no esta disponible.</w:t>
             </w:r>
           </w:p>
         </w:tc>
@@ -3567,7 +4024,7 @@
       <w:tr>
         <w:tc>
           <w:tcPr>
-            <w:tcW w:type="dxa" w:w="2381"/>
+            <w:tcW w:type="dxa" w:w="4873"/>
             <w:vAlign w:val="center"/>
             <w:tcMar>
               <w:top w:w="90" w:type="dxa"/>
@@ -3585,13 +4042,13 @@
                 <w:rFonts w:ascii="Calibri" w:hAnsi="Calibri"/>
                 <w:sz w:val="18"/>
               </w:rPr>
-              <w:t>Streamlit solo lectura</w:t>
+              <w:t>Grafo simple</w:t>
             </w:r>
           </w:p>
         </w:tc>
         <w:tc>
           <w:tcPr>
-            <w:tcW w:type="dxa" w:w="6520"/>
+            <w:tcW w:type="dxa" w:w="4873"/>
             <w:vAlign w:val="center"/>
             <w:tcMar>
               <w:top w:w="90" w:type="dxa"/>
@@ -3609,7 +4066,59 @@
                 <w:rFonts w:ascii="Calibri" w:hAnsi="Calibri"/>
                 <w:sz w:val="18"/>
               </w:rPr>
-              <w:t>La UI no dispara procesamiento pesado ni llamadas al LLM.</w:t>
+              <w:t>Tres agentes reducen complejidad y facilitan trazabilidad.</w:t>
+            </w:r>
+          </w:p>
+        </w:tc>
+      </w:tr>
+      <w:tr>
+        <w:tc>
+          <w:tcPr>
+            <w:tcW w:type="dxa" w:w="4873"/>
+            <w:vAlign w:val="center"/>
+            <w:tcMar>
+              <w:top w:w="90" w:type="dxa"/>
+              <w:start w:w="90" w:type="dxa"/>
+              <w:bottom w:w="90" w:type="dxa"/>
+              <w:end w:w="90" w:type="dxa"/>
+            </w:tcMar>
+            <w:shd w:fill="F4F7FA"/>
+          </w:tcPr>
+          <w:p>
+            <w:pPr>
+              <w:spacing w:after="0"/>
+            </w:pPr>
+            <w:r>
+              <w:rPr>
+                <w:rFonts w:ascii="Calibri" w:hAnsi="Calibri"/>
+                <w:sz w:val="18"/>
+              </w:rPr>
+              <w:t>UI solo lectura</w:t>
+            </w:r>
+          </w:p>
+        </w:tc>
+        <w:tc>
+          <w:tcPr>
+            <w:tcW w:type="dxa" w:w="4873"/>
+            <w:vAlign w:val="center"/>
+            <w:tcMar>
+              <w:top w:w="90" w:type="dxa"/>
+              <w:start w:w="90" w:type="dxa"/>
+              <w:bottom w:w="90" w:type="dxa"/>
+              <w:end w:w="90" w:type="dxa"/>
+            </w:tcMar>
+            <w:shd w:fill="F4F7FA"/>
+          </w:tcPr>
+          <w:p>
+            <w:pPr>
+              <w:spacing w:after="0"/>
+            </w:pPr>
+            <w:r>
+              <w:rPr>
+                <w:rFonts w:ascii="Calibri" w:hAnsi="Calibri"/>
+                <w:sz w:val="18"/>
+              </w:rPr>
+              <w:t>Streamlit evita efectos laterales y latencia de generacion.</w:t>
             </w:r>
           </w:p>
         </w:tc>
@@ -3617,85 +4126,15 @@
     </w:tbl>
     <w:p>
       <w:pPr>
-        <w:pStyle w:val="Heading1"/>
+        <w:jc w:val="center"/>
       </w:pPr>
       <w:r>
         <w:rPr>
-          <w:color w:val="1F4E79"/>
+          <w:i/>
+          <w:color w:val="5A6978"/>
+          <w:sz w:val="16"/>
         </w:rPr>
-        <w:t>12. Limitaciones del sistema</w:t>
-      </w:r>
-    </w:p>
-    <w:p>
-      <w:pPr>
-        <w:pStyle w:val="BodyText"/>
-      </w:pPr>
-      <w:r>
-        <w:t>La solucion cumple el flujo end-to-end, pero tiene limitaciones propias de una practica academica y de una simulacion basada en un fichero estatico.</w:t>
-      </w:r>
-    </w:p>
-    <w:p>
-      <w:pPr>
-        <w:pStyle w:val="ListBullet"/>
-      </w:pPr>
-      <w:r>
-        <w:t>La fuente no es un proveedor real-time real; se simula a partir de un JSON historico.</w:t>
-      </w:r>
-    </w:p>
-    <w:p>
-      <w:pPr>
-        <w:pStyle w:val="ListBullet"/>
-      </w:pPr>
-      <w:r>
-        <w:t>El store acumulado del streaming vive en memoria, por lo que no esta pensado para volumenes grandes ni alta disponibilidad.</w:t>
-      </w:r>
-    </w:p>
-    <w:p>
-      <w:pPr>
-        <w:pStyle w:val="ListBullet"/>
-      </w:pPr>
-      <w:r>
-        <w:t>El pipeline reinicia output/ al arrancar, eliminando ejecuciones anteriores.</w:t>
-      </w:r>
-    </w:p>
-    <w:p>
-      <w:pPr>
-        <w:pStyle w:val="ListBullet"/>
-      </w:pPr>
-      <w:r>
-        <w:t>La escritura como un unico Parquet simplifica la demo, pero no es la estrategia mas escalable.</w:t>
-      </w:r>
-    </w:p>
-    <w:p>
-      <w:pPr>
-        <w:pStyle w:val="ListBullet"/>
-      </w:pPr>
-      <w:r>
-        <w:t>Las metricas deportivas son heuristicas y no sustituyen modelos avanzados como xG, posesiones o tracking.</w:t>
-      </w:r>
-    </w:p>
-    <w:p>
-      <w:pPr>
-        <w:pStyle w:val="ListBullet"/>
-      </w:pPr>
-      <w:r>
-        <w:t>El LLM depende de Ollama y del modelo local configurado; si no esta disponible se usa fallback.</w:t>
-      </w:r>
-    </w:p>
-    <w:p>
-      <w:pPr>
-        <w:pStyle w:val="ListBullet"/>
-      </w:pPr>
-      <w:r>
-        <w:t>El RAG incremental resume ventanas y puede perder matices de eventos no seleccionados como representativos.</w:t>
-      </w:r>
-    </w:p>
-    <w:p>
-      <w:pPr>
-        <w:pStyle w:val="ListBullet"/>
-      </w:pPr>
-      <w:r>
-        <w:t>No hay autenticacion, monitorizacion productiva ni tolerancia a fallos multi-nodo.</w:t>
+        <w:t>Tabla 9. Decisiones de optimizacion.</w:t>
       </w:r>
     </w:p>
     <w:p>
@@ -3706,7 +4145,82 @@
         <w:rPr>
           <w:color w:val="1F4E79"/>
         </w:rPr>
-        <w:t>13. Ejecucion y validacion</w:t>
+        <w:t>13. Limitaciones del sistema</w:t>
+      </w:r>
+    </w:p>
+    <w:p>
+      <w:pPr>
+        <w:pStyle w:val="ListBullet"/>
+      </w:pPr>
+      <w:r>
+        <w:t>La fuente real-time se simula desde un JSON historico, no desde un proveedor en vivo.</w:t>
+      </w:r>
+    </w:p>
+    <w:p>
+      <w:pPr>
+        <w:pStyle w:val="ListBullet"/>
+      </w:pPr>
+      <w:r>
+        <w:t>El almacen acumulado del streaming vive en memoria y no esta pensado para alta disponibilidad.</w:t>
+      </w:r>
+    </w:p>
+    <w:p>
+      <w:pPr>
+        <w:pStyle w:val="ListBullet"/>
+      </w:pPr>
+      <w:r>
+        <w:t>Al arrancar, el pipeline limpia output/, por lo que cada ejecucion empieza desde cero.</w:t>
+      </w:r>
+    </w:p>
+    <w:p>
+      <w:pPr>
+        <w:pStyle w:val="ListBullet"/>
+      </w:pPr>
+      <w:r>
+        <w:t>El Parquet unico facilita la demo, pero no es la estrategia mas escalable.</w:t>
+      </w:r>
+    </w:p>
+    <w:p>
+      <w:pPr>
+        <w:pStyle w:val="ListBullet"/>
+      </w:pPr>
+      <w:r>
+        <w:t>Las metricas son heuristicas y no incluyen modelos avanzados como xG o tracking.</w:t>
+      </w:r>
+    </w:p>
+    <w:p>
+      <w:pPr>
+        <w:pStyle w:val="ListBullet"/>
+      </w:pPr>
+      <w:r>
+        <w:t>El LLM depende de Ollama y del modelo local configurado.</w:t>
+      </w:r>
+    </w:p>
+    <w:p>
+      <w:pPr>
+        <w:pStyle w:val="ListBullet"/>
+      </w:pPr>
+      <w:r>
+        <w:t>El RAG es documental; no existe ya una persistencia separada de documentos RAG incrementales.</w:t>
+      </w:r>
+    </w:p>
+    <w:p>
+      <w:pPr>
+        <w:pStyle w:val="ListBullet"/>
+      </w:pPr>
+      <w:r>
+        <w:t>La tool query_match_metrics queda disponible, pero el grafo simplificado no la usa directamente.</w:t>
+      </w:r>
+    </w:p>
+    <w:p>
+      <w:pPr>
+        <w:pStyle w:val="Heading1"/>
+      </w:pPr>
+      <w:r>
+        <w:rPr>
+          <w:color w:val="1F4E79"/>
+        </w:rPr>
+        <w:t>14. Ejecucion y validacion</w:t>
       </w:r>
     </w:p>
     <w:p>
@@ -3714,26 +4228,26 @@
         <w:pStyle w:val="BodyText"/>
       </w:pPr>
       <w:r>
-        <w:t>La ejecucion recomendada es Docker Compose, porque levanta Kafka, productor, streaming y dashboard de forma coordinada. Para ejecucion local con .venv se instalan los requirements separados y se arranca Kafka en localhost:9092.</w:t>
+        <w:t>La ejecucion recomendada es Docker Compose, que levanta Kafka, producer, streaming y dashboard. En modo local se puede usar un .venv, instalar los requirements separados y arrancar Kafka en localhost:9092.</w:t>
       </w:r>
     </w:p>
     <w:p>
       <w:pPr>
         <w:spacing w:before="80" w:after="160"/>
-        <w:ind w:left="227" w:right="227"/>
+        <w:ind w:left="255" w:right="255"/>
       </w:pPr>
       <w:r>
         <w:rPr>
           <w:rFonts w:ascii="Consolas" w:hAnsi="Consolas"/>
-          <w:color w:val="2D3748"/>
+          <w:color w:val="252F3F"/>
           <w:sz w:val="17"/>
         </w:rPr>
         <w:t>docker compose up --build</w:t>
         <w:br/>
-        <w:t>streamlit: http://localhost:8501</w:t>
+        <w:t>Dashboard: http://localhost:8501</w:t>
         <w:br/>
         <w:br/>
-        <w:t>Ejecucion local:</w:t>
+        <w:t>Modo local:</w:t>
         <w:br/>
         <w:t>python src/kafka_producer.py</w:t>
         <w:br/>
@@ -3747,7 +4261,7 @@
         <w:pStyle w:val="BodyText"/>
       </w:pPr>
       <w:r>
-        <w:t>La validacion funcional se realiza comprobando que el productor publica lotes, Spark genera los Parquet, Streamlit muestra los datos y las ventanas cerradas producen segmentos incrementales. El enunciado exige claridad en la memoria tecnica, integracion real de Kafka y Spark, coherencia del RAG, uso explicito de LangGraph y agentes con tools, y calidad del informe automatico generado; esta memoria se estructura segun esos criterios.</w:t>
+        <w:t>La validacion funcional consiste en comprobar que el productor publica lotes, Spark genera los Parquet, el grafo produce segmentos para ventanas cerradas, el PDF se refresca y Streamlit muestra metricas, fragmentos, fuentes RAG y estado de los artefactos.</w:t>
       </w:r>
     </w:p>
     <w:p>
@@ -3758,7 +4272,7 @@
         <w:rPr>
           <w:color w:val="1F4E79"/>
         </w:rPr>
-        <w:t>14. Conclusion</w:t>
+        <w:t>15. Conclusion</w:t>
       </w:r>
     </w:p>
     <w:p>
@@ -3766,7 +4280,7 @@
         <w:pStyle w:val="BodyText"/>
       </w:pPr>
       <w:r>
-        <w:t>El proyecto implementa una solucion completa y coherente para analitica deportiva en tiempo real. La parte Big Data esta representada por Kafka, Spark Structured Streaming y Parquet; la capa de producto por Streamlit; y la capa GenAI por RAG, LangGraph, tools y LLM. La separacion entre datos, contexto y redaccion permite generar informes mas explicables y auditables que una llamada directa al modelo sobre datos crudos.</w:t>
+        <w:t>La solucion integra Kafka, Spark, Parquet, Streamlit y un modulo GenAI trazable. La version actual del grafo apuesta por un diseno simple y robusto: metricas de ventana, recuperacion RAG documental y redaccion con LLM/fallback. Esta estructura cumple el flujo extremo a extremo y facilita explicar que datos alimentan cada fragmento del informe.</w:t>
       </w:r>
     </w:p>
     <w:sectPr>
@@ -3810,7 +4324,7 @@
     </w:pPr>
     <w:r>
       <w:rPr>
-        <w:color w:val="646E78"/>
+        <w:color w:val="5A6978"/>
         <w:sz w:val="16"/>
       </w:rPr>
       <w:t>Memoria tecnica - Real-Time Match Simulator</w:t>
@@ -4182,6 +4696,9 @@
     <w:name w:val="Normal"/>
     <w:qFormat/>
     <w:rsid w:val="00FC693F"/>
+    <w:pPr>
+      <w:spacing w:after="120" w:line="259" w:lineRule="auto"/>
+    </w:pPr>
     <w:rPr>
       <w:rFonts w:ascii="Calibri" w:hAnsi="Calibri"/>
       <w:sz w:val="21"/>
@@ -4535,8 +5052,8 @@
       <w:contextualSpacing/>
     </w:pPr>
     <w:rPr>
-      <w:rFonts w:asciiTheme="majorHAnsi" w:eastAsiaTheme="majorEastAsia" w:hAnsiTheme="majorHAnsi" w:cstheme="majorBidi" w:ascii="Calibri" w:hAnsi="Calibri"/>
-      <w:color w:val="1F4E79"/>
+      <w:rFonts w:asciiTheme="majorHAnsi" w:eastAsiaTheme="majorEastAsia" w:hAnsiTheme="majorHAnsi" w:cstheme="majorBidi"/>
+      <w:color w:val="17365D" w:themeColor="text2" w:themeShade="BF"/>
       <w:spacing w:val="5"/>
       <w:kern w:val="28"/>
       <w:sz w:val="52"/>
